--- a/18_DOCX/AUTO_FAQ_0078_0097.docx
+++ b/18_DOCX/AUTO_FAQ_0078_0097.docx
@@ -7,14 +7,61 @@
         <w:pStyle w:val="Heading1"/>
       </w:pPr>
       <w:r>
-        <w:t>AUTO_FAQ_0078_0097 - Nono e décimo lotes de FAQs AUTO</w:t>
-      </w:r>
-    </w:p>
-    <w:p>
-      <w:r>
-        <w:t>————————————————————————</w:t>
-      </w:r>
-    </w:p>
+        <w:t>AUTO_FAQ_0078_0097 - FAQs AUTO</w:t>
+      </w:r>
+    </w:p>
+    <w:p/>
+    <w:p>
+      <w:pPr>
+        <w:pStyle w:val="Heading2"/>
+      </w:pPr>
+      <w:r>
+        <w:t>Controle</w:t>
+      </w:r>
+    </w:p>
+    <w:p/>
+    <w:p>
+      <w:pPr>
+        <w:pStyle w:val="ListBullet"/>
+      </w:pPr>
+      <w:r>
+        <w:t>Versão: 0.2</w:t>
+      </w:r>
+    </w:p>
+    <w:p>
+      <w:pPr>
+        <w:pStyle w:val="ListBullet"/>
+      </w:pPr>
+      <w:r>
+        <w:t>Data: 2026-06-26</w:t>
+      </w:r>
+    </w:p>
+    <w:p>
+      <w:pPr>
+        <w:pStyle w:val="ListBullet"/>
+      </w:pPr>
+      <w:r>
+        <w:t>Autor: JP-BR Insurance Knowledge Base</w:t>
+      </w:r>
+    </w:p>
+    <w:p>
+      <w:pPr>
+        <w:pStyle w:val="ListBullet"/>
+      </w:pPr>
+      <w:r>
+        <w:t>Histórico: Consolidação atualizada com consulta japonesa, próximo passo seguro e limite comercial/compliance.</w:t>
+      </w:r>
+    </w:p>
+    <w:p/>
+    <w:p>
+      <w:pPr>
+        <w:pStyle w:val="Heading2"/>
+      </w:pPr>
+      <w:r>
+        <w:t>Conteúdo consolidado</w:t>
+      </w:r>
+    </w:p>
+    <w:p/>
     <w:p>
       <w:pPr>
         <w:pStyle w:val="Heading1"/>
@@ -23,6 +70,7 @@
         <w:t>FAQ-AUTO-0078 - Quando devo revisar as coberturas do seguro?</w:t>
       </w:r>
     </w:p>
+    <w:p/>
     <w:p>
       <w:pPr>
         <w:pStyle w:val="Heading2"/>
@@ -31,12 +79,13 @@
         <w:t>Controle</w:t>
       </w:r>
     </w:p>
+    <w:p/>
     <w:p>
       <w:pPr>
         <w:pStyle w:val="ListBullet"/>
       </w:pPr>
       <w:r>
-        <w:t>Versão: 0.1</w:t>
+        <w:t>Versão: 0.2</w:t>
       </w:r>
     </w:p>
     <w:p>
@@ -60,9 +109,10 @@
         <w:pStyle w:val="ListBullet"/>
       </w:pPr>
       <w:r>
-        <w:t>Histórico: Criação inicial.</w:t>
-      </w:r>
-    </w:p>
+        <w:t>Histórico: Criação inicial; reforço NotebookLM e compliance.</w:t>
+      </w:r>
+    </w:p>
+    <w:p/>
     <w:p>
       <w:pPr>
         <w:pStyle w:val="Heading2"/>
@@ -71,11 +121,13 @@
         <w:t>Código</w:t>
       </w:r>
     </w:p>
+    <w:p/>
     <w:p>
       <w:r>
         <w:t>FAQ-AUTO-0078</w:t>
       </w:r>
     </w:p>
+    <w:p/>
     <w:p>
       <w:pPr>
         <w:pStyle w:val="Heading2"/>
@@ -84,11 +136,13 @@
         <w:t>Categoria</w:t>
       </w:r>
     </w:p>
+    <w:p/>
     <w:p>
       <w:r>
         <w:t>AUTO</w:t>
       </w:r>
     </w:p>
+    <w:p/>
     <w:p>
       <w:pPr>
         <w:pStyle w:val="Heading2"/>
@@ -97,11 +151,13 @@
         <w:t>Pergunta</w:t>
       </w:r>
     </w:p>
+    <w:p/>
     <w:p>
       <w:r>
         <w:t>Quando devo revisar as coberturas do seguro?</w:t>
       </w:r>
     </w:p>
+    <w:p/>
     <w:p>
       <w:pPr>
         <w:pStyle w:val="Heading2"/>
@@ -110,11 +166,13 @@
         <w:t>Situação de atendimento</w:t>
       </w:r>
     </w:p>
+    <w:p/>
     <w:p>
       <w:r>
         <w:t>Cliente precisa de orientação para revisar, manter ou atualizar o seguro de automóvel durante a vida do contrato.</w:t>
       </w:r>
     </w:p>
+    <w:p/>
     <w:p>
       <w:pPr>
         <w:pStyle w:val="Heading2"/>
@@ -123,11 +181,13 @@
         <w:t>Resposta técnica</w:t>
       </w:r>
     </w:p>
+    <w:p/>
     <w:p>
       <w:r>
         <w:t>Reavaliação periódica das coberturas contratadas para verificar se continuam adequadas à situação do cliente.</w:t>
       </w:r>
     </w:p>
+    <w:p/>
     <w:p>
       <w:pPr>
         <w:pStyle w:val="Heading2"/>
@@ -136,11 +196,69 @@
         <w:t>Como responder ao cliente brasileiro</w:t>
       </w:r>
     </w:p>
+    <w:p/>
     <w:p>
       <w:r>
         <w:t>Com o tempo, sua situação muda. Por isso é importante revisar se as coberturas ainda fazem sentido.</w:t>
       </w:r>
     </w:p>
+    <w:p/>
+    <w:p>
+      <w:pPr>
+        <w:pStyle w:val="Heading2"/>
+      </w:pPr>
+      <w:r>
+        <w:t>Consulta natural em japonês</w:t>
+      </w:r>
+    </w:p>
+    <w:p/>
+    <w:p>
+      <w:pPr>
+        <w:pStyle w:val="ListBullet"/>
+      </w:pPr>
+      <w:r>
+        <w:t>自動車保険の補償内容は、どのタイミングで見直すべきですか。</w:t>
+      </w:r>
+    </w:p>
+    <w:p>
+      <w:pPr>
+        <w:pStyle w:val="ListBullet"/>
+      </w:pPr>
+      <w:r>
+        <w:t>契約中に補償を見直した方がよい状況をブラジル人のお客様にどう説明しますか。</w:t>
+      </w:r>
+    </w:p>
+    <w:p/>
+    <w:p>
+      <w:pPr>
+        <w:pStyle w:val="Heading2"/>
+      </w:pPr>
+      <w:r>
+        <w:t>Próximo passo seguro</w:t>
+      </w:r>
+    </w:p>
+    <w:p/>
+    <w:p>
+      <w:r>
+        <w:t>車両の利用状況、家族構成、運転者、車両価額、生活環境が変わったときは、現在の補償が合っているか確認する。</w:t>
+      </w:r>
+    </w:p>
+    <w:p/>
+    <w:p>
+      <w:pPr>
+        <w:pStyle w:val="Heading2"/>
+      </w:pPr>
+      <w:r>
+        <w:t>Limite comercial/compliance</w:t>
+      </w:r>
+    </w:p>
+    <w:p/>
+    <w:p>
+      <w:r>
+        <w:t>補償の見直しは提案であり、変更可否・保険料・補償範囲は保険会社の条件確認後に案内する。</w:t>
+      </w:r>
+    </w:p>
+    <w:p/>
     <w:p>
       <w:pPr>
         <w:pStyle w:val="Heading2"/>
@@ -149,6 +267,7 @@
         <w:t>Termos relacionados</w:t>
       </w:r>
     </w:p>
+    <w:p/>
     <w:p>
       <w:pPr>
         <w:pStyle w:val="ListBullet"/>
@@ -157,6 +276,7 @@
         <w:t>AUTO-0081 - 補償の見直し - Revisão das coberturas</w:t>
       </w:r>
     </w:p>
+    <w:p/>
     <w:p>
       <w:pPr>
         <w:pStyle w:val="Heading2"/>
@@ -165,6 +285,7 @@
         <w:t>Referências cruzadas</w:t>
       </w:r>
     </w:p>
+    <w:p/>
     <w:p>
       <w:pPr>
         <w:pStyle w:val="ListBullet"/>
@@ -181,6 +302,7 @@
         <w:t>CASE-AUTO-0037</w:t>
       </w:r>
     </w:p>
+    <w:p/>
     <w:p>
       <w:pPr>
         <w:pStyle w:val="Heading2"/>
@@ -189,6 +311,7 @@
         <w:t>Referências</w:t>
       </w:r>
     </w:p>
+    <w:p/>
     <w:p>
       <w:pPr>
         <w:pStyle w:val="ListBullet"/>
@@ -197,6 +320,7 @@
         <w:t>Documento interno: `02_MasterDictionary/AUTO/AUTO-0081.md`</w:t>
       </w:r>
     </w:p>
+    <w:p/>
     <w:p>
       <w:pPr>
         <w:pStyle w:val="Heading2"/>
@@ -205,6 +329,7 @@
         <w:t>Tags</w:t>
       </w:r>
     </w:p>
+    <w:p/>
     <w:p>
       <w:pPr>
         <w:pStyle w:val="ListBullet"/>
@@ -237,6 +362,7 @@
         <w:t>revisao</w:t>
       </w:r>
     </w:p>
+    <w:p/>
     <w:p>
       <w:pPr>
         <w:pStyle w:val="Heading2"/>
@@ -245,6 +371,7 @@
         <w:t>Veja também</w:t>
       </w:r>
     </w:p>
+    <w:p/>
     <w:p>
       <w:pPr>
         <w:pStyle w:val="ListBullet"/>
@@ -253,6 +380,7 @@
         <w:t>`02_MasterDictionary/AUTO/AUTO-0081.md`</w:t>
       </w:r>
     </w:p>
+    <w:p/>
     <w:p>
       <w:pPr>
         <w:pStyle w:val="Heading2"/>
@@ -261,6 +389,7 @@
         <w:t>Histórico de revisão</w:t>
       </w:r>
     </w:p>
+    <w:p/>
     <w:p>
       <w:r>
         <w:t>| Data | Versão | Autor | Alteração |</w:t>
@@ -278,9 +407,16 @@
     </w:p>
     <w:p>
       <w:r>
-        <w:t>————————————————————————</w:t>
-      </w:r>
-    </w:p>
+        <w:t>| 2026-06-26 | 0.2 | JP-BR Insurance Knowledge Base | Inclusão de consulta japonesa, próximo passo seguro e limite comercial/compliance. |</w:t>
+      </w:r>
+    </w:p>
+    <w:p/>
+    <w:p>
+      <w:r>
+        <w:br w:type="page"/>
+      </w:r>
+    </w:p>
+    <w:p/>
     <w:p>
       <w:pPr>
         <w:pStyle w:val="Heading1"/>
@@ -289,6 +425,7 @@
         <w:t>FAQ-AUTO-0079 - Como posso revisar o valor do seguro?</w:t>
       </w:r>
     </w:p>
+    <w:p/>
     <w:p>
       <w:pPr>
         <w:pStyle w:val="Heading2"/>
@@ -297,12 +434,13 @@
         <w:t>Controle</w:t>
       </w:r>
     </w:p>
+    <w:p/>
     <w:p>
       <w:pPr>
         <w:pStyle w:val="ListBullet"/>
       </w:pPr>
       <w:r>
-        <w:t>Versão: 0.1</w:t>
+        <w:t>Versão: 0.2</w:t>
       </w:r>
     </w:p>
     <w:p>
@@ -326,9 +464,10 @@
         <w:pStyle w:val="ListBullet"/>
       </w:pPr>
       <w:r>
-        <w:t>Histórico: Criação inicial.</w:t>
-      </w:r>
-    </w:p>
+        <w:t>Histórico: Criação inicial; reforço NotebookLM e compliance.</w:t>
+      </w:r>
+    </w:p>
+    <w:p/>
     <w:p>
       <w:pPr>
         <w:pStyle w:val="Heading2"/>
@@ -337,11 +476,13 @@
         <w:t>Código</w:t>
       </w:r>
     </w:p>
+    <w:p/>
     <w:p>
       <w:r>
         <w:t>FAQ-AUTO-0079</w:t>
       </w:r>
     </w:p>
+    <w:p/>
     <w:p>
       <w:pPr>
         <w:pStyle w:val="Heading2"/>
@@ -350,11 +491,13 @@
         <w:t>Categoria</w:t>
       </w:r>
     </w:p>
+    <w:p/>
     <w:p>
       <w:r>
         <w:t>AUTO</w:t>
       </w:r>
     </w:p>
+    <w:p/>
     <w:p>
       <w:pPr>
         <w:pStyle w:val="Heading2"/>
@@ -363,11 +506,13 @@
         <w:t>Pergunta</w:t>
       </w:r>
     </w:p>
+    <w:p/>
     <w:p>
       <w:r>
         <w:t>Como posso revisar o valor do seguro?</w:t>
       </w:r>
     </w:p>
+    <w:p/>
     <w:p>
       <w:pPr>
         <w:pStyle w:val="Heading2"/>
@@ -376,11 +521,13 @@
         <w:t>Situação de atendimento</w:t>
       </w:r>
     </w:p>
+    <w:p/>
     <w:p>
       <w:r>
         <w:t>Cliente precisa de orientação para revisar, manter ou atualizar o seguro de automóvel durante a vida do contrato.</w:t>
       </w:r>
     </w:p>
+    <w:p/>
     <w:p>
       <w:pPr>
         <w:pStyle w:val="Heading2"/>
@@ -389,11 +536,13 @@
         <w:t>Resposta técnica</w:t>
       </w:r>
     </w:p>
+    <w:p/>
     <w:p>
       <w:r>
         <w:t>Verificação do valor do prêmio e dos fatores que podem influenciar aumento, redução ou manutenção do custo.</w:t>
       </w:r>
     </w:p>
+    <w:p/>
     <w:p>
       <w:pPr>
         <w:pStyle w:val="Heading2"/>
@@ -402,11 +551,69 @@
         <w:t>Como responder ao cliente brasileiro</w:t>
       </w:r>
     </w:p>
+    <w:p/>
     <w:p>
       <w:r>
         <w:t>Podemos analisar por que o valor mudou e se há ajustes possíveis sem prejudicar a proteção.</w:t>
       </w:r>
     </w:p>
+    <w:p/>
+    <w:p>
+      <w:pPr>
+        <w:pStyle w:val="Heading2"/>
+      </w:pPr>
+      <w:r>
+        <w:t>Consulta natural em japonês</w:t>
+      </w:r>
+    </w:p>
+    <w:p/>
+    <w:p>
+      <w:pPr>
+        <w:pStyle w:val="ListBullet"/>
+      </w:pPr>
+      <w:r>
+        <w:t>自動車保険の保険金額や補償額は、どのように見直せますか。</w:t>
+      </w:r>
+    </w:p>
+    <w:p>
+      <w:pPr>
+        <w:pStyle w:val="ListBullet"/>
+      </w:pPr>
+      <w:r>
+        <w:t>保険料だけでなく補償内容も確認する必要があることをどう説明しますか。</w:t>
+      </w:r>
+    </w:p>
+    <w:p/>
+    <w:p>
+      <w:pPr>
+        <w:pStyle w:val="Heading2"/>
+      </w:pPr>
+      <w:r>
+        <w:t>Próximo passo seguro</w:t>
+      </w:r>
+    </w:p>
+    <w:p/>
+    <w:p>
+      <w:r>
+        <w:t>現在の契約内容、車両価額、免責金額、必要な補償を確認し、保険料と補償のバランスを比較する。</w:t>
+      </w:r>
+    </w:p>
+    <w:p/>
+    <w:p>
+      <w:pPr>
+        <w:pStyle w:val="Heading2"/>
+      </w:pPr>
+      <w:r>
+        <w:t>Limite comercial/compliance</w:t>
+      </w:r>
+    </w:p>
+    <w:p/>
+    <w:p>
+      <w:r>
+        <w:t>安さだけを保証せず、補償減額による不利益を説明したうえで、正式な見積条件に基づいて案内する。</w:t>
+      </w:r>
+    </w:p>
+    <w:p/>
     <w:p>
       <w:pPr>
         <w:pStyle w:val="Heading2"/>
@@ -415,6 +622,7 @@
         <w:t>Termos relacionados</w:t>
       </w:r>
     </w:p>
+    <w:p/>
     <w:p>
       <w:pPr>
         <w:pStyle w:val="ListBullet"/>
@@ -423,6 +631,7 @@
         <w:t>AUTO-0082 - 保険料の見直し - Revisão do prêmio do seguro</w:t>
       </w:r>
     </w:p>
+    <w:p/>
     <w:p>
       <w:pPr>
         <w:pStyle w:val="Heading2"/>
@@ -431,6 +640,7 @@
         <w:t>Referências cruzadas</w:t>
       </w:r>
     </w:p>
+    <w:p/>
     <w:p>
       <w:pPr>
         <w:pStyle w:val="ListBullet"/>
@@ -447,6 +657,7 @@
         <w:t>CASE-AUTO-0037</w:t>
       </w:r>
     </w:p>
+    <w:p/>
     <w:p>
       <w:pPr>
         <w:pStyle w:val="Heading2"/>
@@ -455,6 +666,7 @@
         <w:t>Referências</w:t>
       </w:r>
     </w:p>
+    <w:p/>
     <w:p>
       <w:pPr>
         <w:pStyle w:val="ListBullet"/>
@@ -463,6 +675,7 @@
         <w:t>Documento interno: `02_MasterDictionary/AUTO/AUTO-0082.md`</w:t>
       </w:r>
     </w:p>
+    <w:p/>
     <w:p>
       <w:pPr>
         <w:pStyle w:val="Heading2"/>
@@ -471,6 +684,7 @@
         <w:t>Tags</w:t>
       </w:r>
     </w:p>
+    <w:p/>
     <w:p>
       <w:pPr>
         <w:pStyle w:val="ListBullet"/>
@@ -503,6 +717,7 @@
         <w:t>revisao</w:t>
       </w:r>
     </w:p>
+    <w:p/>
     <w:p>
       <w:pPr>
         <w:pStyle w:val="Heading2"/>
@@ -511,6 +726,7 @@
         <w:t>Veja também</w:t>
       </w:r>
     </w:p>
+    <w:p/>
     <w:p>
       <w:pPr>
         <w:pStyle w:val="ListBullet"/>
@@ -519,6 +735,7 @@
         <w:t>`02_MasterDictionary/AUTO/AUTO-0082.md`</w:t>
       </w:r>
     </w:p>
+    <w:p/>
     <w:p>
       <w:pPr>
         <w:pStyle w:val="Heading2"/>
@@ -527,6 +744,7 @@
         <w:t>Histórico de revisão</w:t>
       </w:r>
     </w:p>
+    <w:p/>
     <w:p>
       <w:r>
         <w:t>| Data | Versão | Autor | Alteração |</w:t>
@@ -544,9 +762,16 @@
     </w:p>
     <w:p>
       <w:r>
-        <w:t>————————————————————————</w:t>
-      </w:r>
-    </w:p>
+        <w:t>| 2026-06-26 | 0.2 | JP-BR Insurance Knowledge Base | Inclusão de consulta japonesa, próximo passo seguro e limite comercial/compliance. |</w:t>
+      </w:r>
+    </w:p>
+    <w:p/>
+    <w:p>
+      <w:r>
+        <w:br w:type="page"/>
+      </w:r>
+    </w:p>
+    <w:p/>
     <w:p>
       <w:pPr>
         <w:pStyle w:val="Heading1"/>
@@ -555,6 +780,7 @@
         <w:t>FAQ-AUTO-0080 - O que são condições do contrato?</w:t>
       </w:r>
     </w:p>
+    <w:p/>
     <w:p>
       <w:pPr>
         <w:pStyle w:val="Heading2"/>
@@ -563,12 +789,13 @@
         <w:t>Controle</w:t>
       </w:r>
     </w:p>
+    <w:p/>
     <w:p>
       <w:pPr>
         <w:pStyle w:val="ListBullet"/>
       </w:pPr>
       <w:r>
-        <w:t>Versão: 0.1</w:t>
+        <w:t>Versão: 0.2</w:t>
       </w:r>
     </w:p>
     <w:p>
@@ -592,9 +819,10 @@
         <w:pStyle w:val="ListBullet"/>
       </w:pPr>
       <w:r>
-        <w:t>Histórico: Criação inicial.</w:t>
-      </w:r>
-    </w:p>
+        <w:t>Histórico: Criação inicial; reforço NotebookLM e compliance.</w:t>
+      </w:r>
+    </w:p>
+    <w:p/>
     <w:p>
       <w:pPr>
         <w:pStyle w:val="Heading2"/>
@@ -603,11 +831,13 @@
         <w:t>Código</w:t>
       </w:r>
     </w:p>
+    <w:p/>
     <w:p>
       <w:r>
         <w:t>FAQ-AUTO-0080</w:t>
       </w:r>
     </w:p>
+    <w:p/>
     <w:p>
       <w:pPr>
         <w:pStyle w:val="Heading2"/>
@@ -616,11 +846,13 @@
         <w:t>Categoria</w:t>
       </w:r>
     </w:p>
+    <w:p/>
     <w:p>
       <w:r>
         <w:t>AUTO</w:t>
       </w:r>
     </w:p>
+    <w:p/>
     <w:p>
       <w:pPr>
         <w:pStyle w:val="Heading2"/>
@@ -629,11 +861,13 @@
         <w:t>Pergunta</w:t>
       </w:r>
     </w:p>
+    <w:p/>
     <w:p>
       <w:r>
         <w:t>O que são condições do contrato?</w:t>
       </w:r>
     </w:p>
+    <w:p/>
     <w:p>
       <w:pPr>
         <w:pStyle w:val="Heading2"/>
@@ -642,11 +876,13 @@
         <w:t>Situação de atendimento</w:t>
       </w:r>
     </w:p>
+    <w:p/>
     <w:p>
       <w:r>
         <w:t>Cliente precisa de orientação para revisar, manter ou atualizar o seguro de automóvel durante a vida do contrato.</w:t>
       </w:r>
     </w:p>
+    <w:p/>
     <w:p>
       <w:pPr>
         <w:pStyle w:val="Heading2"/>
@@ -655,11 +891,13 @@
         <w:t>Resposta técnica</w:t>
       </w:r>
     </w:p>
+    <w:p/>
     <w:p>
       <w:r>
         <w:t>Conjunto de regras, limites, coberturas, exclusões e obrigações que formam o contrato de seguro.</w:t>
       </w:r>
     </w:p>
+    <w:p/>
     <w:p>
       <w:pPr>
         <w:pStyle w:val="Heading2"/>
@@ -668,11 +906,69 @@
         <w:t>Como responder ao cliente brasileiro</w:t>
       </w:r>
     </w:p>
+    <w:p/>
     <w:p>
       <w:r>
         <w:t>O contrato tem condições que definem o que está coberto, o que não está e quais são os deveres do cliente.</w:t>
       </w:r>
     </w:p>
+    <w:p/>
+    <w:p>
+      <w:pPr>
+        <w:pStyle w:val="Heading2"/>
+      </w:pPr>
+      <w:r>
+        <w:t>Consulta natural em japonês</w:t>
+      </w:r>
+    </w:p>
+    <w:p/>
+    <w:p>
+      <w:pPr>
+        <w:pStyle w:val="ListBullet"/>
+      </w:pPr>
+      <w:r>
+        <w:t>自動車保険の契約条件とは何ですか。</w:t>
+      </w:r>
+    </w:p>
+    <w:p>
+      <w:pPr>
+        <w:pStyle w:val="ListBullet"/>
+      </w:pPr>
+      <w:r>
+        <w:t>契約条件を確認しないとどのような問題が起こりますか。</w:t>
+      </w:r>
+    </w:p>
+    <w:p/>
+    <w:p>
+      <w:pPr>
+        <w:pStyle w:val="Heading2"/>
+      </w:pPr>
+      <w:r>
+        <w:t>Próximo passo seguro</w:t>
+      </w:r>
+    </w:p>
+    <w:p/>
+    <w:p>
+      <w:r>
+        <w:t>補償範囲、対象者、保険期間、保険料、免責、告知・通知義務など、契約に適用される条件を確認する。</w:t>
+      </w:r>
+    </w:p>
+    <w:p/>
+    <w:p>
+      <w:pPr>
+        <w:pStyle w:val="Heading2"/>
+      </w:pPr>
+      <w:r>
+        <w:t>Limite comercial/compliance</w:t>
+      </w:r>
+    </w:p>
+    <w:p/>
+    <w:p>
+      <w:r>
+        <w:t>条件の説明は約款・重要事項説明書に基づき、例外や制限を省略して断定的に案内しない。</w:t>
+      </w:r>
+    </w:p>
+    <w:p/>
     <w:p>
       <w:pPr>
         <w:pStyle w:val="Heading2"/>
@@ -681,6 +977,7 @@
         <w:t>Termos relacionados</w:t>
       </w:r>
     </w:p>
+    <w:p/>
     <w:p>
       <w:pPr>
         <w:pStyle w:val="ListBullet"/>
@@ -689,6 +986,7 @@
         <w:t>AUTO-0083 - 契約条件 - Condições do contrato</w:t>
       </w:r>
     </w:p>
+    <w:p/>
     <w:p>
       <w:pPr>
         <w:pStyle w:val="Heading2"/>
@@ -697,6 +995,7 @@
         <w:t>Referências cruzadas</w:t>
       </w:r>
     </w:p>
+    <w:p/>
     <w:p>
       <w:pPr>
         <w:pStyle w:val="ListBullet"/>
@@ -713,6 +1012,7 @@
         <w:t>CASE-AUTO-0037</w:t>
       </w:r>
     </w:p>
+    <w:p/>
     <w:p>
       <w:pPr>
         <w:pStyle w:val="Heading2"/>
@@ -721,6 +1021,7 @@
         <w:t>Referências</w:t>
       </w:r>
     </w:p>
+    <w:p/>
     <w:p>
       <w:pPr>
         <w:pStyle w:val="ListBullet"/>
@@ -729,6 +1030,7 @@
         <w:t>Documento interno: `02_MasterDictionary/AUTO/AUTO-0083.md`</w:t>
       </w:r>
     </w:p>
+    <w:p/>
     <w:p>
       <w:pPr>
         <w:pStyle w:val="Heading2"/>
@@ -737,6 +1039,7 @@
         <w:t>Tags</w:t>
       </w:r>
     </w:p>
+    <w:p/>
     <w:p>
       <w:pPr>
         <w:pStyle w:val="ListBullet"/>
@@ -769,6 +1072,7 @@
         <w:t>revisao</w:t>
       </w:r>
     </w:p>
+    <w:p/>
     <w:p>
       <w:pPr>
         <w:pStyle w:val="Heading2"/>
@@ -777,6 +1081,7 @@
         <w:t>Veja também</w:t>
       </w:r>
     </w:p>
+    <w:p/>
     <w:p>
       <w:pPr>
         <w:pStyle w:val="ListBullet"/>
@@ -785,6 +1090,7 @@
         <w:t>`02_MasterDictionary/AUTO/AUTO-0083.md`</w:t>
       </w:r>
     </w:p>
+    <w:p/>
     <w:p>
       <w:pPr>
         <w:pStyle w:val="Heading2"/>
@@ -793,6 +1099,7 @@
         <w:t>Histórico de revisão</w:t>
       </w:r>
     </w:p>
+    <w:p/>
     <w:p>
       <w:r>
         <w:t>| Data | Versão | Autor | Alteração |</w:t>
@@ -810,9 +1117,16 @@
     </w:p>
     <w:p>
       <w:r>
-        <w:t>————————————————————————</w:t>
-      </w:r>
-    </w:p>
+        <w:t>| 2026-06-26 | 0.2 | JP-BR Insurance Knowledge Base | Inclusão de consulta japonesa, próximo passo seguro e limite comercial/compliance. |</w:t>
+      </w:r>
+    </w:p>
+    <w:p/>
+    <w:p>
+      <w:r>
+        <w:br w:type="page"/>
+      </w:r>
+    </w:p>
+    <w:p/>
     <w:p>
       <w:pPr>
         <w:pStyle w:val="Heading1"/>
@@ -821,6 +1135,7 @@
         <w:t>FAQ-AUTO-0081 - Por que preciso ouvir a explicação de informações importantes?</w:t>
       </w:r>
     </w:p>
+    <w:p/>
     <w:p>
       <w:pPr>
         <w:pStyle w:val="Heading2"/>
@@ -829,12 +1144,13 @@
         <w:t>Controle</w:t>
       </w:r>
     </w:p>
+    <w:p/>
     <w:p>
       <w:pPr>
         <w:pStyle w:val="ListBullet"/>
       </w:pPr>
       <w:r>
-        <w:t>Versão: 0.1</w:t>
+        <w:t>Versão: 0.2</w:t>
       </w:r>
     </w:p>
     <w:p>
@@ -858,9 +1174,10 @@
         <w:pStyle w:val="ListBullet"/>
       </w:pPr>
       <w:r>
-        <w:t>Histórico: Criação inicial.</w:t>
-      </w:r>
-    </w:p>
+        <w:t>Histórico: Criação inicial; reforço NotebookLM e compliance.</w:t>
+      </w:r>
+    </w:p>
+    <w:p/>
     <w:p>
       <w:pPr>
         <w:pStyle w:val="Heading2"/>
@@ -869,11 +1186,13 @@
         <w:t>Código</w:t>
       </w:r>
     </w:p>
+    <w:p/>
     <w:p>
       <w:r>
         <w:t>FAQ-AUTO-0081</w:t>
       </w:r>
     </w:p>
+    <w:p/>
     <w:p>
       <w:pPr>
         <w:pStyle w:val="Heading2"/>
@@ -882,11 +1201,13 @@
         <w:t>Categoria</w:t>
       </w:r>
     </w:p>
+    <w:p/>
     <w:p>
       <w:r>
         <w:t>AUTO</w:t>
       </w:r>
     </w:p>
+    <w:p/>
     <w:p>
       <w:pPr>
         <w:pStyle w:val="Heading2"/>
@@ -895,11 +1216,13 @@
         <w:t>Pergunta</w:t>
       </w:r>
     </w:p>
+    <w:p/>
     <w:p>
       <w:r>
         <w:t>Por que preciso ouvir a explicação de informações importantes?</w:t>
       </w:r>
     </w:p>
+    <w:p/>
     <w:p>
       <w:pPr>
         <w:pStyle w:val="Heading2"/>
@@ -908,11 +1231,13 @@
         <w:t>Situação de atendimento</w:t>
       </w:r>
     </w:p>
+    <w:p/>
     <w:p>
       <w:r>
         <w:t>Cliente precisa de orientação para revisar, manter ou atualizar o seguro de automóvel durante a vida do contrato.</w:t>
       </w:r>
     </w:p>
+    <w:p/>
     <w:p>
       <w:pPr>
         <w:pStyle w:val="Heading2"/>
@@ -921,11 +1246,13 @@
         <w:t>Resposta técnica</w:t>
       </w:r>
     </w:p>
+    <w:p/>
     <w:p>
       <w:r>
         <w:t>Explicação formal dos pontos relevantes do seguro, incluindo cobertura, exclusões, obrigações e cuidados antes da contratação.</w:t>
       </w:r>
     </w:p>
+    <w:p/>
     <w:p>
       <w:pPr>
         <w:pStyle w:val="Heading2"/>
@@ -934,11 +1261,69 @@
         <w:t>Como responder ao cliente brasileiro</w:t>
       </w:r>
     </w:p>
+    <w:p/>
     <w:p>
       <w:r>
         <w:t>Antes de contratar, precisamos explicar os pontos principais para evitar mal-entendidos depois.</w:t>
       </w:r>
     </w:p>
+    <w:p/>
+    <w:p>
+      <w:pPr>
+        <w:pStyle w:val="Heading2"/>
+      </w:pPr>
+      <w:r>
+        <w:t>Consulta natural em japonês</w:t>
+      </w:r>
+    </w:p>
+    <w:p/>
+    <w:p>
+      <w:pPr>
+        <w:pStyle w:val="ListBullet"/>
+      </w:pPr>
+      <w:r>
+        <w:t>重要事項説明はなぜ必ず確認する必要がありますか。</w:t>
+      </w:r>
+    </w:p>
+    <w:p>
+      <w:pPr>
+        <w:pStyle w:val="ListBullet"/>
+      </w:pPr>
+      <w:r>
+        <w:t>ブラジル人のお客様に重要事項説明の目的をどう説明しますか。</w:t>
+      </w:r>
+    </w:p>
+    <w:p/>
+    <w:p>
+      <w:pPr>
+        <w:pStyle w:val="Heading2"/>
+      </w:pPr>
+      <w:r>
+        <w:t>Próximo passo seguro</w:t>
+      </w:r>
+    </w:p>
+    <w:p/>
+    <w:p>
+      <w:r>
+        <w:t>契約前に補償内容、主な免責、告知義務、保険料支払、解約など重要事項を理解してもらう。</w:t>
+      </w:r>
+    </w:p>
+    <w:p/>
+    <w:p>
+      <w:pPr>
+        <w:pStyle w:val="Heading2"/>
+      </w:pPr>
+      <w:r>
+        <w:t>Limite comercial/compliance</w:t>
+      </w:r>
+    </w:p>
+    <w:p/>
+    <w:p>
+      <w:r>
+        <w:t>説明を聞いたこと自体を補償承認と混同させず、不明点は契約前に確認するよう案内する。</w:t>
+      </w:r>
+    </w:p>
+    <w:p/>
     <w:p>
       <w:pPr>
         <w:pStyle w:val="Heading2"/>
@@ -947,6 +1332,7 @@
         <w:t>Termos relacionados</w:t>
       </w:r>
     </w:p>
+    <w:p/>
     <w:p>
       <w:pPr>
         <w:pStyle w:val="ListBullet"/>
@@ -955,6 +1341,7 @@
         <w:t>AUTO-0084 - 重要事項説明 - Explicação de informações importantes</w:t>
       </w:r>
     </w:p>
+    <w:p/>
     <w:p>
       <w:pPr>
         <w:pStyle w:val="Heading2"/>
@@ -963,6 +1350,7 @@
         <w:t>Referências cruzadas</w:t>
       </w:r>
     </w:p>
+    <w:p/>
     <w:p>
       <w:pPr>
         <w:pStyle w:val="ListBullet"/>
@@ -979,6 +1367,7 @@
         <w:t>CASE-AUTO-0038</w:t>
       </w:r>
     </w:p>
+    <w:p/>
     <w:p>
       <w:pPr>
         <w:pStyle w:val="Heading2"/>
@@ -987,6 +1376,7 @@
         <w:t>Referências</w:t>
       </w:r>
     </w:p>
+    <w:p/>
     <w:p>
       <w:pPr>
         <w:pStyle w:val="ListBullet"/>
@@ -995,6 +1385,7 @@
         <w:t>Documento interno: `02_MasterDictionary/AUTO/AUTO-0084.md`</w:t>
       </w:r>
     </w:p>
+    <w:p/>
     <w:p>
       <w:pPr>
         <w:pStyle w:val="Heading2"/>
@@ -1003,6 +1394,7 @@
         <w:t>Tags</w:t>
       </w:r>
     </w:p>
+    <w:p/>
     <w:p>
       <w:pPr>
         <w:pStyle w:val="ListBullet"/>
@@ -1035,6 +1427,7 @@
         <w:t>revisao</w:t>
       </w:r>
     </w:p>
+    <w:p/>
     <w:p>
       <w:pPr>
         <w:pStyle w:val="Heading2"/>
@@ -1043,6 +1436,7 @@
         <w:t>Veja também</w:t>
       </w:r>
     </w:p>
+    <w:p/>
     <w:p>
       <w:pPr>
         <w:pStyle w:val="ListBullet"/>
@@ -1051,6 +1445,7 @@
         <w:t>`02_MasterDictionary/AUTO/AUTO-0084.md`</w:t>
       </w:r>
     </w:p>
+    <w:p/>
     <w:p>
       <w:pPr>
         <w:pStyle w:val="Heading2"/>
@@ -1059,6 +1454,7 @@
         <w:t>Histórico de revisão</w:t>
       </w:r>
     </w:p>
+    <w:p/>
     <w:p>
       <w:r>
         <w:t>| Data | Versão | Autor | Alteração |</w:t>
@@ -1076,9 +1472,16 @@
     </w:p>
     <w:p>
       <w:r>
-        <w:t>————————————————————————</w:t>
-      </w:r>
-    </w:p>
+        <w:t>| 2026-06-26 | 0.2 | JP-BR Insurance Knowledge Base | Inclusão de consulta japonesa, próximo passo seguro e limite comercial/compliance. |</w:t>
+      </w:r>
+    </w:p>
+    <w:p/>
+    <w:p>
+      <w:r>
+        <w:br w:type="page"/>
+      </w:r>
+    </w:p>
+    <w:p/>
     <w:p>
       <w:pPr>
         <w:pStyle w:val="Heading1"/>
@@ -1087,6 +1490,7 @@
         <w:t>FAQ-AUTO-0082 - O resumo do contrato é suficiente para entender o seguro?</w:t>
       </w:r>
     </w:p>
+    <w:p/>
     <w:p>
       <w:pPr>
         <w:pStyle w:val="Heading2"/>
@@ -1095,12 +1499,13 @@
         <w:t>Controle</w:t>
       </w:r>
     </w:p>
+    <w:p/>
     <w:p>
       <w:pPr>
         <w:pStyle w:val="ListBullet"/>
       </w:pPr>
       <w:r>
-        <w:t>Versão: 0.1</w:t>
+        <w:t>Versão: 0.2</w:t>
       </w:r>
     </w:p>
     <w:p>
@@ -1124,9 +1529,10 @@
         <w:pStyle w:val="ListBullet"/>
       </w:pPr>
       <w:r>
-        <w:t>Histórico: Criação inicial.</w:t>
-      </w:r>
-    </w:p>
+        <w:t>Histórico: Criação inicial; reforço NotebookLM e compliance.</w:t>
+      </w:r>
+    </w:p>
+    <w:p/>
     <w:p>
       <w:pPr>
         <w:pStyle w:val="Heading2"/>
@@ -1135,11 +1541,13 @@
         <w:t>Código</w:t>
       </w:r>
     </w:p>
+    <w:p/>
     <w:p>
       <w:r>
         <w:t>FAQ-AUTO-0082</w:t>
       </w:r>
     </w:p>
+    <w:p/>
     <w:p>
       <w:pPr>
         <w:pStyle w:val="Heading2"/>
@@ -1148,11 +1556,13 @@
         <w:t>Categoria</w:t>
       </w:r>
     </w:p>
+    <w:p/>
     <w:p>
       <w:r>
         <w:t>AUTO</w:t>
       </w:r>
     </w:p>
+    <w:p/>
     <w:p>
       <w:pPr>
         <w:pStyle w:val="Heading2"/>
@@ -1161,11 +1571,13 @@
         <w:t>Pergunta</w:t>
       </w:r>
     </w:p>
+    <w:p/>
     <w:p>
       <w:r>
         <w:t>O resumo do contrato é suficiente para entender o seguro?</w:t>
       </w:r>
     </w:p>
+    <w:p/>
     <w:p>
       <w:pPr>
         <w:pStyle w:val="Heading2"/>
@@ -1174,11 +1586,13 @@
         <w:t>Situação de atendimento</w:t>
       </w:r>
     </w:p>
+    <w:p/>
     <w:p>
       <w:r>
         <w:t>Cliente precisa de orientação para revisar, manter ou atualizar o seguro de automóvel durante a vida do contrato.</w:t>
       </w:r>
     </w:p>
+    <w:p/>
     <w:p>
       <w:pPr>
         <w:pStyle w:val="Heading2"/>
@@ -1187,11 +1601,13 @@
         <w:t>Resposta técnica</w:t>
       </w:r>
     </w:p>
+    <w:p/>
     <w:p>
       <w:r>
         <w:t>Documento ou explicação resumida com os principais pontos do contrato, coberturas e condições.</w:t>
       </w:r>
     </w:p>
+    <w:p/>
     <w:p>
       <w:pPr>
         <w:pStyle w:val="Heading2"/>
@@ -1200,11 +1616,69 @@
         <w:t>Como responder ao cliente brasileiro</w:t>
       </w:r>
     </w:p>
+    <w:p/>
     <w:p>
       <w:r>
         <w:t>O resumo ajuda a entender os pontos principais, mas não substitui a conferência completa quando houver dúvida.</w:t>
       </w:r>
     </w:p>
+    <w:p/>
+    <w:p>
+      <w:pPr>
+        <w:pStyle w:val="Heading2"/>
+      </w:pPr>
+      <w:r>
+        <w:t>Consulta natural em japonês</w:t>
+      </w:r>
+    </w:p>
+    <w:p/>
+    <w:p>
+      <w:pPr>
+        <w:pStyle w:val="ListBullet"/>
+      </w:pPr>
+      <w:r>
+        <w:t>契約概要だけで自動車保険の内容を理解できますか。</w:t>
+      </w:r>
+    </w:p>
+    <w:p>
+      <w:pPr>
+        <w:pStyle w:val="ListBullet"/>
+      </w:pPr>
+      <w:r>
+        <w:t>契約概要と約款・重要事項説明書の違いをどう説明しますか。</w:t>
+      </w:r>
+    </w:p>
+    <w:p/>
+    <w:p>
+      <w:pPr>
+        <w:pStyle w:val="Heading2"/>
+      </w:pPr>
+      <w:r>
+        <w:t>Próximo passo seguro</w:t>
+      </w:r>
+    </w:p>
+    <w:p/>
+    <w:p>
+      <w:r>
+        <w:t>契約概要は要点確認用であり、詳細条件や例外は重要事項説明書・約款で確認する必要がある。</w:t>
+      </w:r>
+    </w:p>
+    <w:p/>
+    <w:p>
+      <w:pPr>
+        <w:pStyle w:val="Heading2"/>
+      </w:pPr>
+      <w:r>
+        <w:t>Limite comercial/compliance</w:t>
+      </w:r>
+    </w:p>
+    <w:p/>
+    <w:p>
+      <w:r>
+        <w:t>Resumoだけで判断してよいとは案内せず、正式書類の確認を促す。</w:t>
+      </w:r>
+    </w:p>
+    <w:p/>
     <w:p>
       <w:pPr>
         <w:pStyle w:val="Heading2"/>
@@ -1213,6 +1687,7 @@
         <w:t>Termos relacionados</w:t>
       </w:r>
     </w:p>
+    <w:p/>
     <w:p>
       <w:pPr>
         <w:pStyle w:val="ListBullet"/>
@@ -1221,6 +1696,7 @@
         <w:t>AUTO-0085 - 契約概要 - Resumo do contrato</w:t>
       </w:r>
     </w:p>
+    <w:p/>
     <w:p>
       <w:pPr>
         <w:pStyle w:val="Heading2"/>
@@ -1229,6 +1705,7 @@
         <w:t>Referências cruzadas</w:t>
       </w:r>
     </w:p>
+    <w:p/>
     <w:p>
       <w:pPr>
         <w:pStyle w:val="ListBullet"/>
@@ -1245,6 +1722,7 @@
         <w:t>CASE-AUTO-0038</w:t>
       </w:r>
     </w:p>
+    <w:p/>
     <w:p>
       <w:pPr>
         <w:pStyle w:val="Heading2"/>
@@ -1253,6 +1731,7 @@
         <w:t>Referências</w:t>
       </w:r>
     </w:p>
+    <w:p/>
     <w:p>
       <w:pPr>
         <w:pStyle w:val="ListBullet"/>
@@ -1261,6 +1740,7 @@
         <w:t>Documento interno: `02_MasterDictionary/AUTO/AUTO-0085.md`</w:t>
       </w:r>
     </w:p>
+    <w:p/>
     <w:p>
       <w:pPr>
         <w:pStyle w:val="Heading2"/>
@@ -1269,6 +1749,7 @@
         <w:t>Tags</w:t>
       </w:r>
     </w:p>
+    <w:p/>
     <w:p>
       <w:pPr>
         <w:pStyle w:val="ListBullet"/>
@@ -1301,6 +1782,7 @@
         <w:t>revisao</w:t>
       </w:r>
     </w:p>
+    <w:p/>
     <w:p>
       <w:pPr>
         <w:pStyle w:val="Heading2"/>
@@ -1309,6 +1791,7 @@
         <w:t>Veja também</w:t>
       </w:r>
     </w:p>
+    <w:p/>
     <w:p>
       <w:pPr>
         <w:pStyle w:val="ListBullet"/>
@@ -1317,6 +1800,7 @@
         <w:t>`02_MasterDictionary/AUTO/AUTO-0085.md`</w:t>
       </w:r>
     </w:p>
+    <w:p/>
     <w:p>
       <w:pPr>
         <w:pStyle w:val="Heading2"/>
@@ -1325,6 +1809,7 @@
         <w:t>Histórico de revisão</w:t>
       </w:r>
     </w:p>
+    <w:p/>
     <w:p>
       <w:r>
         <w:t>| Data | Versão | Autor | Alteração |</w:t>
@@ -1342,9 +1827,16 @@
     </w:p>
     <w:p>
       <w:r>
-        <w:t>————————————————————————</w:t>
-      </w:r>
-    </w:p>
+        <w:t>| 2026-06-26 | 0.2 | JP-BR Insurance Knowledge Base | Inclusão de consulta japonesa, próximo passo seguro e limite comercial/compliance. |</w:t>
+      </w:r>
+    </w:p>
+    <w:p/>
+    <w:p>
+      <w:r>
+        <w:br w:type="page"/>
+      </w:r>
+    </w:p>
+    <w:p/>
     <w:p>
       <w:pPr>
         <w:pStyle w:val="Heading1"/>
@@ -1353,6 +1845,7 @@
         <w:t>FAQ-AUTO-0083 - Quais avisos importantes devo observar?</w:t>
       </w:r>
     </w:p>
+    <w:p/>
     <w:p>
       <w:pPr>
         <w:pStyle w:val="Heading2"/>
@@ -1361,12 +1854,13 @@
         <w:t>Controle</w:t>
       </w:r>
     </w:p>
+    <w:p/>
     <w:p>
       <w:pPr>
         <w:pStyle w:val="ListBullet"/>
       </w:pPr>
       <w:r>
-        <w:t>Versão: 0.1</w:t>
+        <w:t>Versão: 0.2</w:t>
       </w:r>
     </w:p>
     <w:p>
@@ -1390,9 +1884,10 @@
         <w:pStyle w:val="ListBullet"/>
       </w:pPr>
       <w:r>
-        <w:t>Histórico: Criação inicial.</w:t>
-      </w:r>
-    </w:p>
+        <w:t>Histórico: Criação inicial; reforço NotebookLM e compliance.</w:t>
+      </w:r>
+    </w:p>
+    <w:p/>
     <w:p>
       <w:pPr>
         <w:pStyle w:val="Heading2"/>
@@ -1401,11 +1896,13 @@
         <w:t>Código</w:t>
       </w:r>
     </w:p>
+    <w:p/>
     <w:p>
       <w:r>
         <w:t>FAQ-AUTO-0083</w:t>
       </w:r>
     </w:p>
+    <w:p/>
     <w:p>
       <w:pPr>
         <w:pStyle w:val="Heading2"/>
@@ -1414,11 +1911,13 @@
         <w:t>Categoria</w:t>
       </w:r>
     </w:p>
+    <w:p/>
     <w:p>
       <w:r>
         <w:t>AUTO</w:t>
       </w:r>
     </w:p>
+    <w:p/>
     <w:p>
       <w:pPr>
         <w:pStyle w:val="Heading2"/>
@@ -1427,11 +1926,13 @@
         <w:t>Pergunta</w:t>
       </w:r>
     </w:p>
+    <w:p/>
     <w:p>
       <w:r>
         <w:t>Quais avisos importantes devo observar?</w:t>
       </w:r>
     </w:p>
+    <w:p/>
     <w:p>
       <w:pPr>
         <w:pStyle w:val="Heading2"/>
@@ -1440,11 +1941,13 @@
         <w:t>Situação de atendimento</w:t>
       </w:r>
     </w:p>
+    <w:p/>
     <w:p>
       <w:r>
         <w:t>Cliente precisa de orientação para revisar, manter ou atualizar o seguro de automóvel durante a vida do contrato.</w:t>
       </w:r>
     </w:p>
+    <w:p/>
     <w:p>
       <w:pPr>
         <w:pStyle w:val="Heading2"/>
@@ -1453,11 +1956,13 @@
         <w:t>Resposta técnica</w:t>
       </w:r>
     </w:p>
+    <w:p/>
     <w:p>
       <w:r>
         <w:t>Informações que chamam atenção para riscos, limitações, obrigações ou pontos que exigem cuidado especial do cliente.</w:t>
       </w:r>
     </w:p>
+    <w:p/>
     <w:p>
       <w:pPr>
         <w:pStyle w:val="Heading2"/>
@@ -1466,11 +1971,69 @@
         <w:t>Como responder ao cliente brasileiro</w:t>
       </w:r>
     </w:p>
+    <w:p/>
     <w:p>
       <w:r>
         <w:t>Esses avisos existem para evitar problemas, como exclusões, obrigações de aviso e riscos de falta de pagamento.</w:t>
       </w:r>
     </w:p>
+    <w:p/>
+    <w:p>
+      <w:pPr>
+        <w:pStyle w:val="Heading2"/>
+      </w:pPr>
+      <w:r>
+        <w:t>Consulta natural em japonês</w:t>
+      </w:r>
+    </w:p>
+    <w:p/>
+    <w:p>
+      <w:pPr>
+        <w:pStyle w:val="ListBullet"/>
+      </w:pPr>
+      <w:r>
+        <w:t>注意喚起情報では、どの点を特に確認すべきですか。</w:t>
+      </w:r>
+    </w:p>
+    <w:p>
+      <w:pPr>
+        <w:pStyle w:val="ListBullet"/>
+      </w:pPr>
+      <w:r>
+        <w:t>事故や契約トラブルを避けるための注意点をどう説明しますか。</w:t>
+      </w:r>
+    </w:p>
+    <w:p/>
+    <w:p>
+      <w:pPr>
+        <w:pStyle w:val="Heading2"/>
+      </w:pPr>
+      <w:r>
+        <w:t>Próximo passo seguro</w:t>
+      </w:r>
+    </w:p>
+    <w:p/>
+    <w:p>
+      <w:r>
+        <w:t>免責、告知・通知義務、保険料未払い、事故時連絡、補償対象外となる可能性がある事項を確認する。</w:t>
+      </w:r>
+    </w:p>
+    <w:p/>
+    <w:p>
+      <w:pPr>
+        <w:pStyle w:val="Heading2"/>
+      </w:pPr>
+      <w:r>
+        <w:t>Limite comercial/compliance</w:t>
+      </w:r>
+    </w:p>
+    <w:p/>
+    <w:p>
+      <w:r>
+        <w:t>注意喚起情報はリスク説明であり、最終判断が必要な事項は保険会社または正式書類で確認する。</w:t>
+      </w:r>
+    </w:p>
+    <w:p/>
     <w:p>
       <w:pPr>
         <w:pStyle w:val="Heading2"/>
@@ -1479,6 +2042,7 @@
         <w:t>Termos relacionados</w:t>
       </w:r>
     </w:p>
+    <w:p/>
     <w:p>
       <w:pPr>
         <w:pStyle w:val="ListBullet"/>
@@ -1487,6 +2051,7 @@
         <w:t>AUTO-0086 - 注意喚起情報 - Informações de alerta</w:t>
       </w:r>
     </w:p>
+    <w:p/>
     <w:p>
       <w:pPr>
         <w:pStyle w:val="Heading2"/>
@@ -1495,6 +2060,7 @@
         <w:t>Referências cruzadas</w:t>
       </w:r>
     </w:p>
+    <w:p/>
     <w:p>
       <w:pPr>
         <w:pStyle w:val="ListBullet"/>
@@ -1511,6 +2077,7 @@
         <w:t>CASE-AUTO-0038</w:t>
       </w:r>
     </w:p>
+    <w:p/>
     <w:p>
       <w:pPr>
         <w:pStyle w:val="Heading2"/>
@@ -1519,6 +2086,7 @@
         <w:t>Referências</w:t>
       </w:r>
     </w:p>
+    <w:p/>
     <w:p>
       <w:pPr>
         <w:pStyle w:val="ListBullet"/>
@@ -1527,6 +2095,7 @@
         <w:t>Documento interno: `02_MasterDictionary/AUTO/AUTO-0086.md`</w:t>
       </w:r>
     </w:p>
+    <w:p/>
     <w:p>
       <w:pPr>
         <w:pStyle w:val="Heading2"/>
@@ -1535,6 +2104,7 @@
         <w:t>Tags</w:t>
       </w:r>
     </w:p>
+    <w:p/>
     <w:p>
       <w:pPr>
         <w:pStyle w:val="ListBullet"/>
@@ -1567,6 +2137,7 @@
         <w:t>revisao</w:t>
       </w:r>
     </w:p>
+    <w:p/>
     <w:p>
       <w:pPr>
         <w:pStyle w:val="Heading2"/>
@@ -1575,6 +2146,7 @@
         <w:t>Veja também</w:t>
       </w:r>
     </w:p>
+    <w:p/>
     <w:p>
       <w:pPr>
         <w:pStyle w:val="ListBullet"/>
@@ -1583,6 +2155,7 @@
         <w:t>`02_MasterDictionary/AUTO/AUTO-0086.md`</w:t>
       </w:r>
     </w:p>
+    <w:p/>
     <w:p>
       <w:pPr>
         <w:pStyle w:val="Heading2"/>
@@ -1591,6 +2164,7 @@
         <w:t>Histórico de revisão</w:t>
       </w:r>
     </w:p>
+    <w:p/>
     <w:p>
       <w:r>
         <w:t>| Data | Versão | Autor | Alteração |</w:t>
@@ -1608,9 +2182,16 @@
     </w:p>
     <w:p>
       <w:r>
-        <w:t>————————————————————————</w:t>
-      </w:r>
-    </w:p>
+        <w:t>| 2026-06-26 | 0.2 | JP-BR Insurance Knowledge Base | Inclusão de consulta japonesa, próximo passo seguro e limite comercial/compliance. |</w:t>
+      </w:r>
+    </w:p>
+    <w:p/>
+    <w:p>
+      <w:r>
+        <w:br w:type="page"/>
+      </w:r>
+    </w:p>
+    <w:p/>
     <w:p>
       <w:pPr>
         <w:pStyle w:val="Heading1"/>
@@ -1619,6 +2200,7 @@
         <w:t>FAQ-AUTO-0084 - O que devo conferir antes de finalizar o contrato?</w:t>
       </w:r>
     </w:p>
+    <w:p/>
     <w:p>
       <w:pPr>
         <w:pStyle w:val="Heading2"/>
@@ -1627,12 +2209,13 @@
         <w:t>Controle</w:t>
       </w:r>
     </w:p>
+    <w:p/>
     <w:p>
       <w:pPr>
         <w:pStyle w:val="ListBullet"/>
       </w:pPr>
       <w:r>
-        <w:t>Versão: 0.1</w:t>
+        <w:t>Versão: 0.2</w:t>
       </w:r>
     </w:p>
     <w:p>
@@ -1656,9 +2239,10 @@
         <w:pStyle w:val="ListBullet"/>
       </w:pPr>
       <w:r>
-        <w:t>Histórico: Criação inicial.</w:t>
-      </w:r>
-    </w:p>
+        <w:t>Histórico: Criação inicial; reforço NotebookLM e compliance.</w:t>
+      </w:r>
+    </w:p>
+    <w:p/>
     <w:p>
       <w:pPr>
         <w:pStyle w:val="Heading2"/>
@@ -1667,11 +2251,13 @@
         <w:t>Código</w:t>
       </w:r>
     </w:p>
+    <w:p/>
     <w:p>
       <w:r>
         <w:t>FAQ-AUTO-0084</w:t>
       </w:r>
     </w:p>
+    <w:p/>
     <w:p>
       <w:pPr>
         <w:pStyle w:val="Heading2"/>
@@ -1680,11 +2266,13 @@
         <w:t>Categoria</w:t>
       </w:r>
     </w:p>
+    <w:p/>
     <w:p>
       <w:r>
         <w:t>AUTO</w:t>
       </w:r>
     </w:p>
+    <w:p/>
     <w:p>
       <w:pPr>
         <w:pStyle w:val="Heading2"/>
@@ -1693,11 +2281,13 @@
         <w:t>Pergunta</w:t>
       </w:r>
     </w:p>
+    <w:p/>
     <w:p>
       <w:r>
         <w:t>O que devo conferir antes de finalizar o contrato?</w:t>
       </w:r>
     </w:p>
+    <w:p/>
     <w:p>
       <w:pPr>
         <w:pStyle w:val="Heading2"/>
@@ -1706,11 +2296,13 @@
         <w:t>Situação de atendimento</w:t>
       </w:r>
     </w:p>
+    <w:p/>
     <w:p>
       <w:r>
         <w:t>Cliente precisa de orientação para revisar, manter ou atualizar o seguro de automóvel durante a vida do contrato.</w:t>
       </w:r>
     </w:p>
+    <w:p/>
     <w:p>
       <w:pPr>
         <w:pStyle w:val="Heading2"/>
@@ -1719,11 +2311,13 @@
         <w:t>Resposta técnica</w:t>
       </w:r>
     </w:p>
+    <w:p/>
     <w:p>
       <w:r>
         <w:t>Procedimento de conferir se dados, coberturas, período, condutores e condições do contrato estão corretos.</w:t>
       </w:r>
     </w:p>
+    <w:p/>
     <w:p>
       <w:pPr>
         <w:pStyle w:val="Heading2"/>
@@ -1732,11 +2326,69 @@
         <w:t>Como responder ao cliente brasileiro</w:t>
       </w:r>
     </w:p>
+    <w:p/>
     <w:p>
       <w:r>
         <w:t>Vamos confirmar todos os dados para evitar erro no contrato e problema no atendimento futuro.</w:t>
       </w:r>
     </w:p>
+    <w:p/>
+    <w:p>
+      <w:pPr>
+        <w:pStyle w:val="Heading2"/>
+      </w:pPr>
+      <w:r>
+        <w:t>Consulta natural em japonês</w:t>
+      </w:r>
+    </w:p>
+    <w:p/>
+    <w:p>
+      <w:pPr>
+        <w:pStyle w:val="ListBullet"/>
+      </w:pPr>
+      <w:r>
+        <w:t>自動車保険を契約する前に何を確認すべきですか。</w:t>
+      </w:r>
+    </w:p>
+    <w:p>
+      <w:pPr>
+        <w:pStyle w:val="ListBullet"/>
+      </w:pPr>
+      <w:r>
+        <w:t>契約前チェックをブラジル人のお客様にどう案内しますか。</w:t>
+      </w:r>
+    </w:p>
+    <w:p/>
+    <w:p>
+      <w:pPr>
+        <w:pStyle w:val="Heading2"/>
+      </w:pPr>
+      <w:r>
+        <w:t>Próximo passo seguro</w:t>
+      </w:r>
+    </w:p>
+    <w:p/>
+    <w:p>
+      <w:r>
+        <w:t>契約者、記名被保険者、車両情報、運転者条件、補償、免責、保険料、支払方法を確認する。</w:t>
+      </w:r>
+    </w:p>
+    <w:p/>
+    <w:p>
+      <w:pPr>
+        <w:pStyle w:val="Heading2"/>
+      </w:pPr>
+      <w:r>
+        <w:t>Limite comercial/compliance</w:t>
+      </w:r>
+    </w:p>
+    <w:p/>
+    <w:p>
+      <w:r>
+        <w:t>確認漏れがある状態で契約を急がせず、疑問点を整理してから手続きする。</w:t>
+      </w:r>
+    </w:p>
+    <w:p/>
     <w:p>
       <w:pPr>
         <w:pStyle w:val="Heading2"/>
@@ -1745,6 +2397,7 @@
         <w:t>Termos relacionados</w:t>
       </w:r>
     </w:p>
+    <w:p/>
     <w:p>
       <w:pPr>
         <w:pStyle w:val="ListBullet"/>
@@ -1753,6 +2406,7 @@
         <w:t>AUTO-0087 - 契約確認 - Confirmação do contrato</w:t>
       </w:r>
     </w:p>
+    <w:p/>
     <w:p>
       <w:pPr>
         <w:pStyle w:val="Heading2"/>
@@ -1761,6 +2415,7 @@
         <w:t>Referências cruzadas</w:t>
       </w:r>
     </w:p>
+    <w:p/>
     <w:p>
       <w:pPr>
         <w:pStyle w:val="ListBullet"/>
@@ -1777,6 +2432,7 @@
         <w:t>CASE-AUTO-0039</w:t>
       </w:r>
     </w:p>
+    <w:p/>
     <w:p>
       <w:pPr>
         <w:pStyle w:val="Heading2"/>
@@ -1785,6 +2441,7 @@
         <w:t>Referências</w:t>
       </w:r>
     </w:p>
+    <w:p/>
     <w:p>
       <w:pPr>
         <w:pStyle w:val="ListBullet"/>
@@ -1793,6 +2450,7 @@
         <w:t>Documento interno: `02_MasterDictionary/AUTO/AUTO-0087.md`</w:t>
       </w:r>
     </w:p>
+    <w:p/>
     <w:p>
       <w:pPr>
         <w:pStyle w:val="Heading2"/>
@@ -1801,6 +2459,7 @@
         <w:t>Tags</w:t>
       </w:r>
     </w:p>
+    <w:p/>
     <w:p>
       <w:pPr>
         <w:pStyle w:val="ListBullet"/>
@@ -1833,6 +2492,7 @@
         <w:t>revisao</w:t>
       </w:r>
     </w:p>
+    <w:p/>
     <w:p>
       <w:pPr>
         <w:pStyle w:val="Heading2"/>
@@ -1841,6 +2501,7 @@
         <w:t>Veja também</w:t>
       </w:r>
     </w:p>
+    <w:p/>
     <w:p>
       <w:pPr>
         <w:pStyle w:val="ListBullet"/>
@@ -1849,6 +2510,7 @@
         <w:t>`02_MasterDictionary/AUTO/AUTO-0087.md`</w:t>
       </w:r>
     </w:p>
+    <w:p/>
     <w:p>
       <w:pPr>
         <w:pStyle w:val="Heading2"/>
@@ -1857,6 +2519,7 @@
         <w:t>Histórico de revisão</w:t>
       </w:r>
     </w:p>
+    <w:p/>
     <w:p>
       <w:r>
         <w:t>| Data | Versão | Autor | Alteração |</w:t>
@@ -1874,9 +2537,16 @@
     </w:p>
     <w:p>
       <w:r>
-        <w:t>————————————————————————</w:t>
-      </w:r>
-    </w:p>
+        <w:t>| 2026-06-26 | 0.2 | JP-BR Insurance Knowledge Base | Inclusão de consulta japonesa, próximo passo seguro e limite comercial/compliance. |</w:t>
+      </w:r>
+    </w:p>
+    <w:p/>
+    <w:p>
+      <w:r>
+        <w:br w:type="page"/>
+      </w:r>
+    </w:p>
+    <w:p/>
     <w:p>
       <w:pPr>
         <w:pStyle w:val="Heading1"/>
@@ -1885,6 +2555,7 @@
         <w:t>FAQ-AUTO-0085 - Por que meus dados pessoais precisam estar atualizados?</w:t>
       </w:r>
     </w:p>
+    <w:p/>
     <w:p>
       <w:pPr>
         <w:pStyle w:val="Heading2"/>
@@ -1893,12 +2564,13 @@
         <w:t>Controle</w:t>
       </w:r>
     </w:p>
+    <w:p/>
     <w:p>
       <w:pPr>
         <w:pStyle w:val="ListBullet"/>
       </w:pPr>
       <w:r>
-        <w:t>Versão: 0.1</w:t>
+        <w:t>Versão: 0.2</w:t>
       </w:r>
     </w:p>
     <w:p>
@@ -1922,9 +2594,10 @@
         <w:pStyle w:val="ListBullet"/>
       </w:pPr>
       <w:r>
-        <w:t>Histórico: Criação inicial.</w:t>
-      </w:r>
-    </w:p>
+        <w:t>Histórico: Criação inicial; reforço NotebookLM e compliance.</w:t>
+      </w:r>
+    </w:p>
+    <w:p/>
     <w:p>
       <w:pPr>
         <w:pStyle w:val="Heading2"/>
@@ -1933,11 +2606,13 @@
         <w:t>Código</w:t>
       </w:r>
     </w:p>
+    <w:p/>
     <w:p>
       <w:r>
         <w:t>FAQ-AUTO-0085</w:t>
       </w:r>
     </w:p>
+    <w:p/>
     <w:p>
       <w:pPr>
         <w:pStyle w:val="Heading2"/>
@@ -1946,11 +2621,13 @@
         <w:t>Categoria</w:t>
       </w:r>
     </w:p>
+    <w:p/>
     <w:p>
       <w:r>
         <w:t>AUTO</w:t>
       </w:r>
     </w:p>
+    <w:p/>
     <w:p>
       <w:pPr>
         <w:pStyle w:val="Heading2"/>
@@ -1959,11 +2636,13 @@
         <w:t>Pergunta</w:t>
       </w:r>
     </w:p>
+    <w:p/>
     <w:p>
       <w:r>
         <w:t>Por que meus dados pessoais precisam estar atualizados?</w:t>
       </w:r>
     </w:p>
+    <w:p/>
     <w:p>
       <w:pPr>
         <w:pStyle w:val="Heading2"/>
@@ -1972,11 +2651,13 @@
         <w:t>Situação de atendimento</w:t>
       </w:r>
     </w:p>
+    <w:p/>
     <w:p>
       <w:r>
         <w:t>Cliente precisa de orientação para revisar, manter ou atualizar o seguro de automóvel durante a vida do contrato.</w:t>
       </w:r>
     </w:p>
+    <w:p/>
     <w:p>
       <w:pPr>
         <w:pStyle w:val="Heading2"/>
@@ -1985,11 +2666,13 @@
         <w:t>Resposta técnica</w:t>
       </w:r>
     </w:p>
+    <w:p/>
     <w:p>
       <w:r>
         <w:t>Dados pessoais e de contato do cliente usados para contratação, atendimento, renovação e comunicação.</w:t>
       </w:r>
     </w:p>
+    <w:p/>
     <w:p>
       <w:pPr>
         <w:pStyle w:val="Heading2"/>
@@ -1998,11 +2681,69 @@
         <w:t>Como responder ao cliente brasileiro</w:t>
       </w:r>
     </w:p>
+    <w:p/>
     <w:p>
       <w:r>
         <w:t>Dados como endereço, telefone e nome precisam estar corretos para evitar falha de comunicação.</w:t>
       </w:r>
     </w:p>
+    <w:p/>
+    <w:p>
+      <w:pPr>
+        <w:pStyle w:val="Heading2"/>
+      </w:pPr>
+      <w:r>
+        <w:t>Consulta natural em japonês</w:t>
+      </w:r>
+    </w:p>
+    <w:p/>
+    <w:p>
+      <w:pPr>
+        <w:pStyle w:val="ListBullet"/>
+      </w:pPr>
+      <w:r>
+        <w:t>自動車保険で個人情報を最新にしておく必要があるのはなぜですか。</w:t>
+      </w:r>
+    </w:p>
+    <w:p>
+      <w:pPr>
+        <w:pStyle w:val="ListBullet"/>
+      </w:pPr>
+      <w:r>
+        <w:t>住所や連絡先の更新をブラジル人のお客様にどう説明しますか。</w:t>
+      </w:r>
+    </w:p>
+    <w:p/>
+    <w:p>
+      <w:pPr>
+        <w:pStyle w:val="Heading2"/>
+      </w:pPr>
+      <w:r>
+        <w:t>Próximo passo seguro</w:t>
+      </w:r>
+    </w:p>
+    <w:p/>
+    <w:p>
+      <w:r>
+        <w:t>連絡、本人確認、契約管理、事故対応、更新案内に必要な情報を正確に保持する。</w:t>
+      </w:r>
+    </w:p>
+    <w:p/>
+    <w:p>
+      <w:pPr>
+        <w:pStyle w:val="Heading2"/>
+      </w:pPr>
+      <w:r>
+        <w:t>Limite comercial/compliance</w:t>
+      </w:r>
+    </w:p>
+    <w:p/>
+    <w:p>
+      <w:r>
+        <w:t>個人情報の利用目的を説明し、不要な情報提出を求めず、正式手続に沿って更新する。</w:t>
+      </w:r>
+    </w:p>
+    <w:p/>
     <w:p>
       <w:pPr>
         <w:pStyle w:val="Heading2"/>
@@ -2011,6 +2752,7 @@
         <w:t>Termos relacionados</w:t>
       </w:r>
     </w:p>
+    <w:p/>
     <w:p>
       <w:pPr>
         <w:pStyle w:val="ListBullet"/>
@@ -2019,6 +2761,7 @@
         <w:t>AUTO-0088 - 顧客情報 - Informações do cliente</w:t>
       </w:r>
     </w:p>
+    <w:p/>
     <w:p>
       <w:pPr>
         <w:pStyle w:val="Heading2"/>
@@ -2027,6 +2770,7 @@
         <w:t>Referências cruzadas</w:t>
       </w:r>
     </w:p>
+    <w:p/>
     <w:p>
       <w:pPr>
         <w:pStyle w:val="ListBullet"/>
@@ -2043,6 +2787,7 @@
         <w:t>CASE-AUTO-0039</w:t>
       </w:r>
     </w:p>
+    <w:p/>
     <w:p>
       <w:pPr>
         <w:pStyle w:val="Heading2"/>
@@ -2051,6 +2796,7 @@
         <w:t>Referências</w:t>
       </w:r>
     </w:p>
+    <w:p/>
     <w:p>
       <w:pPr>
         <w:pStyle w:val="ListBullet"/>
@@ -2059,6 +2805,7 @@
         <w:t>Documento interno: `02_MasterDictionary/AUTO/AUTO-0088.md`</w:t>
       </w:r>
     </w:p>
+    <w:p/>
     <w:p>
       <w:pPr>
         <w:pStyle w:val="Heading2"/>
@@ -2067,6 +2814,7 @@
         <w:t>Tags</w:t>
       </w:r>
     </w:p>
+    <w:p/>
     <w:p>
       <w:pPr>
         <w:pStyle w:val="ListBullet"/>
@@ -2099,6 +2847,7 @@
         <w:t>revisao</w:t>
       </w:r>
     </w:p>
+    <w:p/>
     <w:p>
       <w:pPr>
         <w:pStyle w:val="Heading2"/>
@@ -2107,6 +2856,7 @@
         <w:t>Veja também</w:t>
       </w:r>
     </w:p>
+    <w:p/>
     <w:p>
       <w:pPr>
         <w:pStyle w:val="ListBullet"/>
@@ -2115,6 +2865,7 @@
         <w:t>`02_MasterDictionary/AUTO/AUTO-0088.md`</w:t>
       </w:r>
     </w:p>
+    <w:p/>
     <w:p>
       <w:pPr>
         <w:pStyle w:val="Heading2"/>
@@ -2123,6 +2874,7 @@
         <w:t>Histórico de revisão</w:t>
       </w:r>
     </w:p>
+    <w:p/>
     <w:p>
       <w:r>
         <w:t>| Data | Versão | Autor | Alteração |</w:t>
@@ -2140,9 +2892,16 @@
     </w:p>
     <w:p>
       <w:r>
-        <w:t>————————————————————————</w:t>
-      </w:r>
-    </w:p>
+        <w:t>| 2026-06-26 | 0.2 | JP-BR Insurance Knowledge Base | Inclusão de consulta japonesa, próximo passo seguro e limite comercial/compliance. |</w:t>
+      </w:r>
+    </w:p>
+    <w:p/>
+    <w:p>
+      <w:r>
+        <w:br w:type="page"/>
+      </w:r>
+    </w:p>
+    <w:p/>
     <w:p>
       <w:pPr>
         <w:pStyle w:val="Heading1"/>
@@ -2151,6 +2910,7 @@
         <w:t>FAQ-AUTO-0086 - Por que os dados do veículo precisam estar corretos?</w:t>
       </w:r>
     </w:p>
+    <w:p/>
     <w:p>
       <w:pPr>
         <w:pStyle w:val="Heading2"/>
@@ -2159,12 +2919,13 @@
         <w:t>Controle</w:t>
       </w:r>
     </w:p>
+    <w:p/>
     <w:p>
       <w:pPr>
         <w:pStyle w:val="ListBullet"/>
       </w:pPr>
       <w:r>
-        <w:t>Versão: 0.1</w:t>
+        <w:t>Versão: 0.2</w:t>
       </w:r>
     </w:p>
     <w:p>
@@ -2188,9 +2949,10 @@
         <w:pStyle w:val="ListBullet"/>
       </w:pPr>
       <w:r>
-        <w:t>Histórico: Criação inicial.</w:t>
-      </w:r>
-    </w:p>
+        <w:t>Histórico: Criação inicial; reforço NotebookLM e compliance.</w:t>
+      </w:r>
+    </w:p>
+    <w:p/>
     <w:p>
       <w:pPr>
         <w:pStyle w:val="Heading2"/>
@@ -2199,11 +2961,13 @@
         <w:t>Código</w:t>
       </w:r>
     </w:p>
+    <w:p/>
     <w:p>
       <w:r>
         <w:t>FAQ-AUTO-0086</w:t>
       </w:r>
     </w:p>
+    <w:p/>
     <w:p>
       <w:pPr>
         <w:pStyle w:val="Heading2"/>
@@ -2212,11 +2976,13 @@
         <w:t>Categoria</w:t>
       </w:r>
     </w:p>
+    <w:p/>
     <w:p>
       <w:r>
         <w:t>AUTO</w:t>
       </w:r>
     </w:p>
+    <w:p/>
     <w:p>
       <w:pPr>
         <w:pStyle w:val="Heading2"/>
@@ -2225,11 +2991,13 @@
         <w:t>Pergunta</w:t>
       </w:r>
     </w:p>
+    <w:p/>
     <w:p>
       <w:r>
         <w:t>Por que os dados do veículo precisam estar corretos?</w:t>
       </w:r>
     </w:p>
+    <w:p/>
     <w:p>
       <w:pPr>
         <w:pStyle w:val="Heading2"/>
@@ -2238,11 +3006,13 @@
         <w:t>Situação de atendimento</w:t>
       </w:r>
     </w:p>
+    <w:p/>
     <w:p>
       <w:r>
         <w:t>Cliente precisa de orientação para revisar, manter ou atualizar o seguro de automóvel durante a vida do contrato.</w:t>
       </w:r>
     </w:p>
+    <w:p/>
     <w:p>
       <w:pPr>
         <w:pStyle w:val="Heading2"/>
@@ -2251,11 +3021,13 @@
         <w:t>Resposta técnica</w:t>
       </w:r>
     </w:p>
+    <w:p/>
     <w:p>
       <w:r>
         <w:t>Dados do veículo, como placa, modelo, ano, chassi e informações do 車検証 usados no contrato.</w:t>
       </w:r>
     </w:p>
+    <w:p/>
     <w:p>
       <w:pPr>
         <w:pStyle w:val="Heading2"/>
@@ -2264,11 +3036,69 @@
         <w:t>Como responder ao cliente brasileiro</w:t>
       </w:r>
     </w:p>
+    <w:p/>
     <w:p>
       <w:r>
         <w:t>Os dados do carro precisam bater com o documento para o seguro ficar correto.</w:t>
       </w:r>
     </w:p>
+    <w:p/>
+    <w:p>
+      <w:pPr>
+        <w:pStyle w:val="Heading2"/>
+      </w:pPr>
+      <w:r>
+        <w:t>Consulta natural em japonês</w:t>
+      </w:r>
+    </w:p>
+    <w:p/>
+    <w:p>
+      <w:pPr>
+        <w:pStyle w:val="ListBullet"/>
+      </w:pPr>
+      <w:r>
+        <w:t>車両情報が間違っていると自動車保険にどのような影響がありますか。</w:t>
+      </w:r>
+    </w:p>
+    <w:p>
+      <w:pPr>
+        <w:pStyle w:val="ListBullet"/>
+      </w:pPr>
+      <w:r>
+        <w:t>車検証情報の確認をブラジル人のお客様にどう説明しますか。</w:t>
+      </w:r>
+    </w:p>
+    <w:p/>
+    <w:p>
+      <w:pPr>
+        <w:pStyle w:val="Heading2"/>
+      </w:pPr>
+      <w:r>
+        <w:t>Próximo passo seguro</w:t>
+      </w:r>
+    </w:p>
+    <w:p/>
+    <w:p>
+      <w:r>
+        <w:t>登録番号、車台番号、型式、使用目的などが補償判断・保険料計算・事故対応に影響する。</w:t>
+      </w:r>
+    </w:p>
+    <w:p/>
+    <w:p>
+      <w:pPr>
+        <w:pStyle w:val="Heading2"/>
+      </w:pPr>
+      <w:r>
+        <w:t>Limite comercial/compliance</w:t>
+      </w:r>
+    </w:p>
+    <w:p/>
+    <w:p>
+      <w:r>
+        <w:t>誤情報のまま補償されると断定せず、車検証など正式資料で確認する。</w:t>
+      </w:r>
+    </w:p>
+    <w:p/>
     <w:p>
       <w:pPr>
         <w:pStyle w:val="Heading2"/>
@@ -2277,6 +3107,7 @@
         <w:t>Termos relacionados</w:t>
       </w:r>
     </w:p>
+    <w:p/>
     <w:p>
       <w:pPr>
         <w:pStyle w:val="ListBullet"/>
@@ -2285,6 +3116,7 @@
         <w:t>AUTO-0089 - 車両情報 - Informações do veículo</w:t>
       </w:r>
     </w:p>
+    <w:p/>
     <w:p>
       <w:pPr>
         <w:pStyle w:val="Heading2"/>
@@ -2293,6 +3125,7 @@
         <w:t>Referências cruzadas</w:t>
       </w:r>
     </w:p>
+    <w:p/>
     <w:p>
       <w:pPr>
         <w:pStyle w:val="ListBullet"/>
@@ -2309,6 +3142,7 @@
         <w:t>CASE-AUTO-0039</w:t>
       </w:r>
     </w:p>
+    <w:p/>
     <w:p>
       <w:pPr>
         <w:pStyle w:val="Heading2"/>
@@ -2317,6 +3151,7 @@
         <w:t>Referências</w:t>
       </w:r>
     </w:p>
+    <w:p/>
     <w:p>
       <w:pPr>
         <w:pStyle w:val="ListBullet"/>
@@ -2325,6 +3160,7 @@
         <w:t>Documento interno: `02_MasterDictionary/AUTO/AUTO-0089.md`</w:t>
       </w:r>
     </w:p>
+    <w:p/>
     <w:p>
       <w:pPr>
         <w:pStyle w:val="Heading2"/>
@@ -2333,6 +3169,7 @@
         <w:t>Tags</w:t>
       </w:r>
     </w:p>
+    <w:p/>
     <w:p>
       <w:pPr>
         <w:pStyle w:val="ListBullet"/>
@@ -2365,6 +3202,7 @@
         <w:t>revisao</w:t>
       </w:r>
     </w:p>
+    <w:p/>
     <w:p>
       <w:pPr>
         <w:pStyle w:val="Heading2"/>
@@ -2373,6 +3211,7 @@
         <w:t>Veja também</w:t>
       </w:r>
     </w:p>
+    <w:p/>
     <w:p>
       <w:pPr>
         <w:pStyle w:val="ListBullet"/>
@@ -2381,6 +3220,7 @@
         <w:t>`02_MasterDictionary/AUTO/AUTO-0089.md`</w:t>
       </w:r>
     </w:p>
+    <w:p/>
     <w:p>
       <w:pPr>
         <w:pStyle w:val="Heading2"/>
@@ -2389,6 +3229,7 @@
         <w:t>Histórico de revisão</w:t>
       </w:r>
     </w:p>
+    <w:p/>
     <w:p>
       <w:r>
         <w:t>| Data | Versão | Autor | Alteração |</w:t>
@@ -2406,9 +3247,16 @@
     </w:p>
     <w:p>
       <w:r>
-        <w:t>————————————————————————</w:t>
-      </w:r>
-    </w:p>
+        <w:t>| 2026-06-26 | 0.2 | JP-BR Insurance Knowledge Base | Inclusão de consulta japonesa, próximo passo seguro e limite comercial/compliance. |</w:t>
+      </w:r>
+    </w:p>
+    <w:p/>
+    <w:p>
+      <w:r>
+        <w:br w:type="page"/>
+      </w:r>
+    </w:p>
+    <w:p/>
     <w:p>
       <w:pPr>
         <w:pStyle w:val="Heading1"/>
@@ -2417,6 +3265,7 @@
         <w:t>FAQ-AUTO-0087 - Por que preciso informar quem dirige o carro?</w:t>
       </w:r>
     </w:p>
+    <w:p/>
     <w:p>
       <w:pPr>
         <w:pStyle w:val="Heading2"/>
@@ -2425,12 +3274,13 @@
         <w:t>Controle</w:t>
       </w:r>
     </w:p>
+    <w:p/>
     <w:p>
       <w:pPr>
         <w:pStyle w:val="ListBullet"/>
       </w:pPr>
       <w:r>
-        <w:t>Versão: 0.1</w:t>
+        <w:t>Versão: 0.2</w:t>
       </w:r>
     </w:p>
     <w:p>
@@ -2454,9 +3304,10 @@
         <w:pStyle w:val="ListBullet"/>
       </w:pPr>
       <w:r>
-        <w:t>Histórico: Criação inicial.</w:t>
-      </w:r>
-    </w:p>
+        <w:t>Histórico: Criação inicial; reforço NotebookLM e compliance.</w:t>
+      </w:r>
+    </w:p>
+    <w:p/>
     <w:p>
       <w:pPr>
         <w:pStyle w:val="Heading2"/>
@@ -2465,11 +3316,13 @@
         <w:t>Código</w:t>
       </w:r>
     </w:p>
+    <w:p/>
     <w:p>
       <w:r>
         <w:t>FAQ-AUTO-0087</w:t>
       </w:r>
     </w:p>
+    <w:p/>
     <w:p>
       <w:pPr>
         <w:pStyle w:val="Heading2"/>
@@ -2478,11 +3331,13 @@
         <w:t>Categoria</w:t>
       </w:r>
     </w:p>
+    <w:p/>
     <w:p>
       <w:r>
         <w:t>AUTO</w:t>
       </w:r>
     </w:p>
+    <w:p/>
     <w:p>
       <w:pPr>
         <w:pStyle w:val="Heading2"/>
@@ -2491,11 +3346,13 @@
         <w:t>Pergunta</w:t>
       </w:r>
     </w:p>
+    <w:p/>
     <w:p>
       <w:r>
         <w:t>Por que preciso informar quem dirige o carro?</w:t>
       </w:r>
     </w:p>
+    <w:p/>
     <w:p>
       <w:pPr>
         <w:pStyle w:val="Heading2"/>
@@ -2504,11 +3361,13 @@
         <w:t>Situação de atendimento</w:t>
       </w:r>
     </w:p>
+    <w:p/>
     <w:p>
       <w:r>
         <w:t>Cliente precisa de orientação para revisar, manter ou atualizar o seguro de automóvel durante a vida do contrato.</w:t>
       </w:r>
     </w:p>
+    <w:p/>
     <w:p>
       <w:pPr>
         <w:pStyle w:val="Heading2"/>
@@ -2517,11 +3376,13 @@
         <w:t>Resposta técnica</w:t>
       </w:r>
     </w:p>
+    <w:p/>
     <w:p>
       <w:r>
         <w:t>Dados sobre quem dirige o veículo, idade, relação com o segurado e condições aplicáveis ao contrato.</w:t>
       </w:r>
     </w:p>
+    <w:p/>
     <w:p>
       <w:pPr>
         <w:pStyle w:val="Heading2"/>
@@ -2530,11 +3391,69 @@
         <w:t>Como responder ao cliente brasileiro</w:t>
       </w:r>
     </w:p>
+    <w:p/>
     <w:p>
       <w:r>
         <w:t>Precisamos saber quem dirige para aplicar corretamente restrições, idade e condições do seguro.</w:t>
       </w:r>
     </w:p>
+    <w:p/>
+    <w:p>
+      <w:pPr>
+        <w:pStyle w:val="Heading2"/>
+      </w:pPr>
+      <w:r>
+        <w:t>Consulta natural em japonês</w:t>
+      </w:r>
+    </w:p>
+    <w:p/>
+    <w:p>
+      <w:pPr>
+        <w:pStyle w:val="ListBullet"/>
+      </w:pPr>
+      <w:r>
+        <w:t>誰が車を運転するかを保険会社に伝える必要があるのはなぜですか。</w:t>
+      </w:r>
+    </w:p>
+    <w:p>
+      <w:pPr>
+        <w:pStyle w:val="ListBullet"/>
+      </w:pPr>
+      <w:r>
+        <w:t>運転者条件をブラジル人のお客様にどう説明しますか。</w:t>
+      </w:r>
+    </w:p>
+    <w:p/>
+    <w:p>
+      <w:pPr>
+        <w:pStyle w:val="Heading2"/>
+      </w:pPr>
+      <w:r>
+        <w:t>Próximo passo seguro</w:t>
+      </w:r>
+    </w:p>
+    <w:p/>
+    <w:p>
+      <w:r>
+        <w:t>年齢条件、家族限定、本人・配偶者限定など、運転者条件が補償対象を左右する。</w:t>
+      </w:r>
+    </w:p>
+    <w:p/>
+    <w:p>
+      <w:pPr>
+        <w:pStyle w:val="Heading2"/>
+      </w:pPr>
+      <w:r>
+        <w:t>Limite comercial/compliance</w:t>
+      </w:r>
+    </w:p>
+    <w:p/>
+    <w:p>
+      <w:r>
+        <w:t>対象外運転者でも必ず補償されるとは言わず、契約条件を確認して案内する。</w:t>
+      </w:r>
+    </w:p>
+    <w:p/>
     <w:p>
       <w:pPr>
         <w:pStyle w:val="Heading2"/>
@@ -2543,6 +3462,7 @@
         <w:t>Termos relacionados</w:t>
       </w:r>
     </w:p>
+    <w:p/>
     <w:p>
       <w:pPr>
         <w:pStyle w:val="ListBullet"/>
@@ -2551,6 +3471,7 @@
         <w:t>AUTO-0090 - 運転者情報 - Informações do condutor</w:t>
       </w:r>
     </w:p>
+    <w:p/>
     <w:p>
       <w:pPr>
         <w:pStyle w:val="Heading2"/>
@@ -2559,6 +3480,7 @@
         <w:t>Referências cruzadas</w:t>
       </w:r>
     </w:p>
+    <w:p/>
     <w:p>
       <w:pPr>
         <w:pStyle w:val="ListBullet"/>
@@ -2575,6 +3497,7 @@
         <w:t>CASE-AUTO-0040</w:t>
       </w:r>
     </w:p>
+    <w:p/>
     <w:p>
       <w:pPr>
         <w:pStyle w:val="Heading2"/>
@@ -2583,6 +3506,7 @@
         <w:t>Referências</w:t>
       </w:r>
     </w:p>
+    <w:p/>
     <w:p>
       <w:pPr>
         <w:pStyle w:val="ListBullet"/>
@@ -2591,6 +3515,7 @@
         <w:t>Documento interno: `02_MasterDictionary/AUTO/AUTO-0090.md`</w:t>
       </w:r>
     </w:p>
+    <w:p/>
     <w:p>
       <w:pPr>
         <w:pStyle w:val="Heading2"/>
@@ -2599,6 +3524,7 @@
         <w:t>Tags</w:t>
       </w:r>
     </w:p>
+    <w:p/>
     <w:p>
       <w:pPr>
         <w:pStyle w:val="ListBullet"/>
@@ -2631,6 +3557,7 @@
         <w:t>revisao</w:t>
       </w:r>
     </w:p>
+    <w:p/>
     <w:p>
       <w:pPr>
         <w:pStyle w:val="Heading2"/>
@@ -2639,6 +3566,7 @@
         <w:t>Veja também</w:t>
       </w:r>
     </w:p>
+    <w:p/>
     <w:p>
       <w:pPr>
         <w:pStyle w:val="ListBullet"/>
@@ -2647,6 +3575,7 @@
         <w:t>`02_MasterDictionary/AUTO/AUTO-0090.md`</w:t>
       </w:r>
     </w:p>
+    <w:p/>
     <w:p>
       <w:pPr>
         <w:pStyle w:val="Heading2"/>
@@ -2655,6 +3584,7 @@
         <w:t>Histórico de revisão</w:t>
       </w:r>
     </w:p>
+    <w:p/>
     <w:p>
       <w:r>
         <w:t>| Data | Versão | Autor | Alteração |</w:t>
@@ -2672,9 +3602,16 @@
     </w:p>
     <w:p>
       <w:r>
-        <w:t>————————————————————————</w:t>
-      </w:r>
-    </w:p>
+        <w:t>| 2026-06-26 | 0.2 | JP-BR Insurance Knowledge Base | Inclusão de consulta japonesa, próximo passo seguro e limite comercial/compliance. |</w:t>
+      </w:r>
+    </w:p>
+    <w:p/>
+    <w:p>
+      <w:r>
+        <w:br w:type="page"/>
+      </w:r>
+    </w:p>
+    <w:p/>
     <w:p>
       <w:pPr>
         <w:pStyle w:val="Heading1"/>
@@ -2683,6 +3620,7 @@
         <w:t>FAQ-AUTO-0088 - Qual é o passo a passo depois de um acidente?</w:t>
       </w:r>
     </w:p>
+    <w:p/>
     <w:p>
       <w:pPr>
         <w:pStyle w:val="Heading2"/>
@@ -2691,12 +3629,13 @@
         <w:t>Controle</w:t>
       </w:r>
     </w:p>
+    <w:p/>
     <w:p>
       <w:pPr>
         <w:pStyle w:val="ListBullet"/>
       </w:pPr>
       <w:r>
-        <w:t>Versão: 0.1</w:t>
+        <w:t>Versão: 0.2</w:t>
       </w:r>
     </w:p>
     <w:p>
@@ -2720,9 +3659,10 @@
         <w:pStyle w:val="ListBullet"/>
       </w:pPr>
       <w:r>
-        <w:t>Histórico: Criação inicial.</w:t>
-      </w:r>
-    </w:p>
+        <w:t>Histórico: Criação inicial; reforço NotebookLM e compliance.</w:t>
+      </w:r>
+    </w:p>
+    <w:p/>
     <w:p>
       <w:pPr>
         <w:pStyle w:val="Heading2"/>
@@ -2731,11 +3671,13 @@
         <w:t>Código</w:t>
       </w:r>
     </w:p>
+    <w:p/>
     <w:p>
       <w:r>
         <w:t>FAQ-AUTO-0088</w:t>
       </w:r>
     </w:p>
+    <w:p/>
     <w:p>
       <w:pPr>
         <w:pStyle w:val="Heading2"/>
@@ -2744,11 +3686,13 @@
         <w:t>Categoria</w:t>
       </w:r>
     </w:p>
+    <w:p/>
     <w:p>
       <w:r>
         <w:t>AUTO</w:t>
       </w:r>
     </w:p>
+    <w:p/>
     <w:p>
       <w:pPr>
         <w:pStyle w:val="Heading2"/>
@@ -2757,11 +3701,13 @@
         <w:t>Pergunta</w:t>
       </w:r>
     </w:p>
+    <w:p/>
     <w:p>
       <w:r>
         <w:t>Qual é o passo a passo depois de um acidente?</w:t>
       </w:r>
     </w:p>
+    <w:p/>
     <w:p>
       <w:pPr>
         <w:pStyle w:val="Heading2"/>
@@ -2770,11 +3716,13 @@
         <w:t>Situação de atendimento</w:t>
       </w:r>
     </w:p>
+    <w:p/>
     <w:p>
       <w:r>
         <w:t>Cliente precisa de orientação para revisar, manter ou atualizar o seguro de automóvel durante a vida do contrato.</w:t>
       </w:r>
     </w:p>
+    <w:p/>
     <w:p>
       <w:pPr>
         <w:pStyle w:val="Heading2"/>
@@ -2783,11 +3731,13 @@
         <w:t>Resposta técnica</w:t>
       </w:r>
     </w:p>
+    <w:p/>
     <w:p>
       <w:r>
         <w:t>Sequência recomendada de ações após acidente: segurança, polícia, coleta de dados, aviso à seguradora e acompanhamento.</w:t>
       </w:r>
     </w:p>
+    <w:p/>
     <w:p>
       <w:pPr>
         <w:pStyle w:val="Heading2"/>
@@ -2796,11 +3746,69 @@
         <w:t>Como responder ao cliente brasileiro</w:t>
       </w:r>
     </w:p>
+    <w:p/>
     <w:p>
       <w:r>
         <w:t>Após acidente, siga uma ordem: segurança, registro, dados da outra parte e aviso à seguradora.</w:t>
       </w:r>
     </w:p>
+    <w:p/>
+    <w:p>
+      <w:pPr>
+        <w:pStyle w:val="Heading2"/>
+      </w:pPr>
+      <w:r>
+        <w:t>Consulta natural em japonês</w:t>
+      </w:r>
+    </w:p>
+    <w:p/>
+    <w:p>
+      <w:pPr>
+        <w:pStyle w:val="ListBullet"/>
+      </w:pPr>
+      <w:r>
+        <w:t>交通事故後、自動車保険ではどの順番で対応すべきですか。</w:t>
+      </w:r>
+    </w:p>
+    <w:p>
+      <w:pPr>
+        <w:pStyle w:val="ListBullet"/>
+      </w:pPr>
+      <w:r>
+        <w:t>事故直後の行動をブラジル人のお客様にどう説明しますか。</w:t>
+      </w:r>
+    </w:p>
+    <w:p/>
+    <w:p>
+      <w:pPr>
+        <w:pStyle w:val="Heading2"/>
+      </w:pPr>
+      <w:r>
+        <w:t>Próximo passo seguro</w:t>
+      </w:r>
+    </w:p>
+    <w:p/>
+    <w:p>
+      <w:r>
+        <w:t>安全確保、警察連絡、相手情報確認、保険会社・代理店連絡、写真・資料保存の順で対応する。</w:t>
+      </w:r>
+    </w:p>
+    <w:p/>
+    <w:p>
+      <w:pPr>
+        <w:pStyle w:val="Heading2"/>
+      </w:pPr>
+      <w:r>
+        <w:t>Limite comercial/compliance</w:t>
+      </w:r>
+    </w:p>
+    <w:p/>
+    <w:p>
+      <w:r>
+        <w:t>事故現場で過失や支払責任を断定せず、示談前に保険会社へ連絡するよう案内する。</w:t>
+      </w:r>
+    </w:p>
+    <w:p/>
     <w:p>
       <w:pPr>
         <w:pStyle w:val="Heading2"/>
@@ -2809,6 +3817,7 @@
         <w:t>Termos relacionados</w:t>
       </w:r>
     </w:p>
+    <w:p/>
     <w:p>
       <w:pPr>
         <w:pStyle w:val="ListBullet"/>
@@ -2817,6 +3826,7 @@
         <w:t>AUTO-0091 - 事故対応フロー - Fluxo de atendimento em acidente</w:t>
       </w:r>
     </w:p>
+    <w:p/>
     <w:p>
       <w:pPr>
         <w:pStyle w:val="Heading2"/>
@@ -2825,6 +3835,7 @@
         <w:t>Referências cruzadas</w:t>
       </w:r>
     </w:p>
+    <w:p/>
     <w:p>
       <w:pPr>
         <w:pStyle w:val="ListBullet"/>
@@ -2841,6 +3852,7 @@
         <w:t>CASE-AUTO-0040</w:t>
       </w:r>
     </w:p>
+    <w:p/>
     <w:p>
       <w:pPr>
         <w:pStyle w:val="Heading2"/>
@@ -2849,6 +3861,7 @@
         <w:t>Referências</w:t>
       </w:r>
     </w:p>
+    <w:p/>
     <w:p>
       <w:pPr>
         <w:pStyle w:val="ListBullet"/>
@@ -2857,6 +3870,7 @@
         <w:t>Documento interno: `02_MasterDictionary/AUTO/AUTO-0091.md`</w:t>
       </w:r>
     </w:p>
+    <w:p/>
     <w:p>
       <w:pPr>
         <w:pStyle w:val="Heading2"/>
@@ -2865,6 +3879,7 @@
         <w:t>Tags</w:t>
       </w:r>
     </w:p>
+    <w:p/>
     <w:p>
       <w:pPr>
         <w:pStyle w:val="ListBullet"/>
@@ -2897,6 +3912,7 @@
         <w:t>revisao</w:t>
       </w:r>
     </w:p>
+    <w:p/>
     <w:p>
       <w:pPr>
         <w:pStyle w:val="Heading2"/>
@@ -2905,6 +3921,7 @@
         <w:t>Veja também</w:t>
       </w:r>
     </w:p>
+    <w:p/>
     <w:p>
       <w:pPr>
         <w:pStyle w:val="ListBullet"/>
@@ -2913,6 +3930,7 @@
         <w:t>`02_MasterDictionary/AUTO/AUTO-0091.md`</w:t>
       </w:r>
     </w:p>
+    <w:p/>
     <w:p>
       <w:pPr>
         <w:pStyle w:val="Heading2"/>
@@ -2921,6 +3939,7 @@
         <w:t>Histórico de revisão</w:t>
       </w:r>
     </w:p>
+    <w:p/>
     <w:p>
       <w:r>
         <w:t>| Data | Versão | Autor | Alteração |</w:t>
@@ -2938,9 +3957,16 @@
     </w:p>
     <w:p>
       <w:r>
-        <w:t>————————————————————————</w:t>
-      </w:r>
-    </w:p>
+        <w:t>| 2026-06-26 | 0.2 | JP-BR Insurance Knowledge Base | Inclusão de consulta japonesa, próximo passo seguro e limite comercial/compliance. |</w:t>
+      </w:r>
+    </w:p>
+    <w:p/>
+    <w:p>
+      <w:r>
+        <w:br w:type="page"/>
+      </w:r>
+    </w:p>
+    <w:p/>
     <w:p>
       <w:pPr>
         <w:pStyle w:val="Heading1"/>
@@ -2949,6 +3975,7 @@
         <w:t>FAQ-AUTO-0089 - Quais documentos preciso enviar?</w:t>
       </w:r>
     </w:p>
+    <w:p/>
     <w:p>
       <w:pPr>
         <w:pStyle w:val="Heading2"/>
@@ -2957,12 +3984,13 @@
         <w:t>Controle</w:t>
       </w:r>
     </w:p>
+    <w:p/>
     <w:p>
       <w:pPr>
         <w:pStyle w:val="ListBullet"/>
       </w:pPr>
       <w:r>
-        <w:t>Versão: 0.1</w:t>
+        <w:t>Versão: 0.2</w:t>
       </w:r>
     </w:p>
     <w:p>
@@ -2986,9 +4014,10 @@
         <w:pStyle w:val="ListBullet"/>
       </w:pPr>
       <w:r>
-        <w:t>Histórico: Criação inicial.</w:t>
-      </w:r>
-    </w:p>
+        <w:t>Histórico: Criação inicial; reforço NotebookLM e compliance.</w:t>
+      </w:r>
+    </w:p>
+    <w:p/>
     <w:p>
       <w:pPr>
         <w:pStyle w:val="Heading2"/>
@@ -2997,11 +4026,13 @@
         <w:t>Código</w:t>
       </w:r>
     </w:p>
+    <w:p/>
     <w:p>
       <w:r>
         <w:t>FAQ-AUTO-0089</w:t>
       </w:r>
     </w:p>
+    <w:p/>
     <w:p>
       <w:pPr>
         <w:pStyle w:val="Heading2"/>
@@ -3010,11 +4041,13 @@
         <w:t>Categoria</w:t>
       </w:r>
     </w:p>
+    <w:p/>
     <w:p>
       <w:r>
         <w:t>AUTO</w:t>
       </w:r>
     </w:p>
+    <w:p/>
     <w:p>
       <w:pPr>
         <w:pStyle w:val="Heading2"/>
@@ -3023,11 +4056,13 @@
         <w:t>Pergunta</w:t>
       </w:r>
     </w:p>
+    <w:p/>
     <w:p>
       <w:r>
         <w:t>Quais documentos preciso enviar?</w:t>
       </w:r>
     </w:p>
+    <w:p/>
     <w:p>
       <w:pPr>
         <w:pStyle w:val="Heading2"/>
@@ -3036,11 +4071,13 @@
         <w:t>Situação de atendimento</w:t>
       </w:r>
     </w:p>
+    <w:p/>
     <w:p>
       <w:r>
         <w:t>Cliente precisa de orientação para revisar, manter ou atualizar o seguro de automóvel durante a vida do contrato.</w:t>
       </w:r>
     </w:p>
+    <w:p/>
     <w:p>
       <w:pPr>
         <w:pStyle w:val="Heading2"/>
@@ -3049,11 +4086,13 @@
         <w:t>Resposta técnica</w:t>
       </w:r>
     </w:p>
+    <w:p/>
     <w:p>
       <w:r>
         <w:t>Documentos solicitados para contratação, alteração, renovação, sinistro ou pagamento de indenização.</w:t>
       </w:r>
     </w:p>
+    <w:p/>
     <w:p>
       <w:pPr>
         <w:pStyle w:val="Heading2"/>
@@ -3062,11 +4101,69 @@
         <w:t>Como responder ao cliente brasileiro</w:t>
       </w:r>
     </w:p>
+    <w:p/>
     <w:p>
       <w:r>
         <w:t>A seguradora pode pedir documentos diferentes conforme o caso. Vamos organizar a lista correta.</w:t>
       </w:r>
     </w:p>
+    <w:p/>
+    <w:p>
+      <w:pPr>
+        <w:pStyle w:val="Heading2"/>
+      </w:pPr>
+      <w:r>
+        <w:t>Consulta natural em japonês</w:t>
+      </w:r>
+    </w:p>
+    <w:p/>
+    <w:p>
+      <w:pPr>
+        <w:pStyle w:val="ListBullet"/>
+      </w:pPr>
+      <w:r>
+        <w:t>自動車保険の手続きでどの書類が必要になりますか。</w:t>
+      </w:r>
+    </w:p>
+    <w:p>
+      <w:pPr>
+        <w:pStyle w:val="ListBullet"/>
+      </w:pPr>
+      <w:r>
+        <w:t>事故や契約変更で必要書類をブラジル人のお客様にどう案内しますか。</w:t>
+      </w:r>
+    </w:p>
+    <w:p/>
+    <w:p>
+      <w:pPr>
+        <w:pStyle w:val="Heading2"/>
+      </w:pPr>
+      <w:r>
+        <w:t>Próximo passo seguro</w:t>
+      </w:r>
+    </w:p>
+    <w:p/>
+    <w:p>
+      <w:r>
+        <w:t>手続内容に応じて車検証、免許証、在留カード、事故資料、修理見積、本人確認資料などを確認する。</w:t>
+      </w:r>
+    </w:p>
+    <w:p/>
+    <w:p>
+      <w:pPr>
+        <w:pStyle w:val="Heading2"/>
+      </w:pPr>
+      <w:r>
+        <w:t>Limite comercial/compliance</w:t>
+      </w:r>
+    </w:p>
+    <w:p/>
+    <w:p>
+      <w:r>
+        <w:t>必要書類は手続・保険会社・事故内容で変わるため、確定リストとして断定せず個別確認する。</w:t>
+      </w:r>
+    </w:p>
+    <w:p/>
     <w:p>
       <w:pPr>
         <w:pStyle w:val="Heading2"/>
@@ -3075,6 +4172,7 @@
         <w:t>Termos relacionados</w:t>
       </w:r>
     </w:p>
+    <w:p/>
     <w:p>
       <w:pPr>
         <w:pStyle w:val="ListBullet"/>
@@ -3083,6 +4181,7 @@
         <w:t>AUTO-0092 - 必要書類 - Documentos necessários</w:t>
       </w:r>
     </w:p>
+    <w:p/>
     <w:p>
       <w:pPr>
         <w:pStyle w:val="Heading2"/>
@@ -3091,6 +4190,7 @@
         <w:t>Referências cruzadas</w:t>
       </w:r>
     </w:p>
+    <w:p/>
     <w:p>
       <w:pPr>
         <w:pStyle w:val="ListBullet"/>
@@ -3107,6 +4207,7 @@
         <w:t>CASE-AUTO-0040</w:t>
       </w:r>
     </w:p>
+    <w:p/>
     <w:p>
       <w:pPr>
         <w:pStyle w:val="Heading2"/>
@@ -3115,6 +4216,7 @@
         <w:t>Referências</w:t>
       </w:r>
     </w:p>
+    <w:p/>
     <w:p>
       <w:pPr>
         <w:pStyle w:val="ListBullet"/>
@@ -3123,6 +4225,7 @@
         <w:t>Documento interno: `02_MasterDictionary/AUTO/AUTO-0092.md`</w:t>
       </w:r>
     </w:p>
+    <w:p/>
     <w:p>
       <w:pPr>
         <w:pStyle w:val="Heading2"/>
@@ -3131,6 +4234,7 @@
         <w:t>Tags</w:t>
       </w:r>
     </w:p>
+    <w:p/>
     <w:p>
       <w:pPr>
         <w:pStyle w:val="ListBullet"/>
@@ -3163,6 +4267,7 @@
         <w:t>revisao</w:t>
       </w:r>
     </w:p>
+    <w:p/>
     <w:p>
       <w:pPr>
         <w:pStyle w:val="Heading2"/>
@@ -3171,6 +4276,7 @@
         <w:t>Veja também</w:t>
       </w:r>
     </w:p>
+    <w:p/>
     <w:p>
       <w:pPr>
         <w:pStyle w:val="ListBullet"/>
@@ -3179,6 +4285,7 @@
         <w:t>`02_MasterDictionary/AUTO/AUTO-0092.md`</w:t>
       </w:r>
     </w:p>
+    <w:p/>
     <w:p>
       <w:pPr>
         <w:pStyle w:val="Heading2"/>
@@ -3187,6 +4294,7 @@
         <w:t>Histórico de revisão</w:t>
       </w:r>
     </w:p>
+    <w:p/>
     <w:p>
       <w:r>
         <w:t>| Data | Versão | Autor | Alteração |</w:t>
@@ -3204,9 +4312,16 @@
     </w:p>
     <w:p>
       <w:r>
-        <w:t>————————————————————————</w:t>
-      </w:r>
-    </w:p>
+        <w:t>| 2026-06-26 | 0.2 | JP-BR Insurance Knowledge Base | Inclusão de consulta japonesa, próximo passo seguro e limite comercial/compliance. |</w:t>
+      </w:r>
+    </w:p>
+    <w:p/>
+    <w:p>
+      <w:r>
+        <w:br w:type="page"/>
+      </w:r>
+    </w:p>
+    <w:p/>
     <w:p>
       <w:pPr>
         <w:pStyle w:val="Heading1"/>
@@ -3215,6 +4330,7 @@
         <w:t>FAQ-AUTO-0090 - Por que preciso confirmar minha identidade?</w:t>
       </w:r>
     </w:p>
+    <w:p/>
     <w:p>
       <w:pPr>
         <w:pStyle w:val="Heading2"/>
@@ -3223,12 +4339,13 @@
         <w:t>Controle</w:t>
       </w:r>
     </w:p>
+    <w:p/>
     <w:p>
       <w:pPr>
         <w:pStyle w:val="ListBullet"/>
       </w:pPr>
       <w:r>
-        <w:t>Versão: 0.1</w:t>
+        <w:t>Versão: 0.2</w:t>
       </w:r>
     </w:p>
     <w:p>
@@ -3252,9 +4369,10 @@
         <w:pStyle w:val="ListBullet"/>
       </w:pPr>
       <w:r>
-        <w:t>Histórico: Criação inicial.</w:t>
-      </w:r>
-    </w:p>
+        <w:t>Histórico: Criação inicial; reforço NotebookLM e compliance.</w:t>
+      </w:r>
+    </w:p>
+    <w:p/>
     <w:p>
       <w:pPr>
         <w:pStyle w:val="Heading2"/>
@@ -3263,11 +4381,13 @@
         <w:t>Código</w:t>
       </w:r>
     </w:p>
+    <w:p/>
     <w:p>
       <w:r>
         <w:t>FAQ-AUTO-0090</w:t>
       </w:r>
     </w:p>
+    <w:p/>
     <w:p>
       <w:pPr>
         <w:pStyle w:val="Heading2"/>
@@ -3276,11 +4396,13 @@
         <w:t>Categoria</w:t>
       </w:r>
     </w:p>
+    <w:p/>
     <w:p>
       <w:r>
         <w:t>AUTO</w:t>
       </w:r>
     </w:p>
+    <w:p/>
     <w:p>
       <w:pPr>
         <w:pStyle w:val="Heading2"/>
@@ -3289,11 +4411,13 @@
         <w:t>Pergunta</w:t>
       </w:r>
     </w:p>
+    <w:p/>
     <w:p>
       <w:r>
         <w:t>Por que preciso confirmar minha identidade?</w:t>
       </w:r>
     </w:p>
+    <w:p/>
     <w:p>
       <w:pPr>
         <w:pStyle w:val="Heading2"/>
@@ -3302,11 +4426,13 @@
         <w:t>Situação de atendimento</w:t>
       </w:r>
     </w:p>
+    <w:p/>
     <w:p>
       <w:r>
         <w:t>Cliente precisa de orientação para revisar, manter ou atualizar o seguro de automóvel durante a vida do contrato.</w:t>
       </w:r>
     </w:p>
+    <w:p/>
     <w:p>
       <w:pPr>
         <w:pStyle w:val="Heading2"/>
@@ -3315,11 +4441,13 @@
         <w:t>Resposta técnica</w:t>
       </w:r>
     </w:p>
+    <w:p/>
     <w:p>
       <w:r>
         <w:t>Verificação da identidade do cliente ou parte relacionada para fins de contratação, alteração ou atendimento.</w:t>
       </w:r>
     </w:p>
+    <w:p/>
     <w:p>
       <w:pPr>
         <w:pStyle w:val="Heading2"/>
@@ -3328,11 +4456,69 @@
         <w:t>Como responder ao cliente brasileiro</w:t>
       </w:r>
     </w:p>
+    <w:p/>
     <w:p>
       <w:r>
         <w:t>Alguns procedimentos exigem confirmar identidade para proteger o cliente e o contrato.</w:t>
       </w:r>
     </w:p>
+    <w:p/>
+    <w:p>
+      <w:pPr>
+        <w:pStyle w:val="Heading2"/>
+      </w:pPr>
+      <w:r>
+        <w:t>Consulta natural em japonês</w:t>
+      </w:r>
+    </w:p>
+    <w:p/>
+    <w:p>
+      <w:pPr>
+        <w:pStyle w:val="ListBullet"/>
+      </w:pPr>
+      <w:r>
+        <w:t>自動車保険で本人確認が必要なのはなぜですか。</w:t>
+      </w:r>
+    </w:p>
+    <w:p>
+      <w:pPr>
+        <w:pStyle w:val="ListBullet"/>
+      </w:pPr>
+      <w:r>
+        <w:t>本人確認手続きをブラジル人のお客様にどう説明しますか。</w:t>
+      </w:r>
+    </w:p>
+    <w:p/>
+    <w:p>
+      <w:pPr>
+        <w:pStyle w:val="Heading2"/>
+      </w:pPr>
+      <w:r>
+        <w:t>Próximo passo seguro</w:t>
+      </w:r>
+    </w:p>
+    <w:p/>
+    <w:p>
+      <w:r>
+        <w:t>契約者確認、不正防止、個人情報保護、支払・変更手続の正確性確保のため本人確認を行う。</w:t>
+      </w:r>
+    </w:p>
+    <w:p/>
+    <w:p>
+      <w:pPr>
+        <w:pStyle w:val="Heading2"/>
+      </w:pPr>
+      <w:r>
+        <w:t>Limite comercial/compliance</w:t>
+      </w:r>
+    </w:p>
+    <w:p/>
+    <w:p>
+      <w:r>
+        <w:t>本人確認資料の提出目的と管理方法を説明し、不要な共有や非公式送付を避ける。</w:t>
+      </w:r>
+    </w:p>
+    <w:p/>
     <w:p>
       <w:pPr>
         <w:pStyle w:val="Heading2"/>
@@ -3341,6 +4527,7 @@
         <w:t>Termos relacionados</w:t>
       </w:r>
     </w:p>
+    <w:p/>
     <w:p>
       <w:pPr>
         <w:pStyle w:val="ListBullet"/>
@@ -3349,6 +4536,7 @@
         <w:t>AUTO-0093 - 本人確認 - Confirmação de identidade</w:t>
       </w:r>
     </w:p>
+    <w:p/>
     <w:p>
       <w:pPr>
         <w:pStyle w:val="Heading2"/>
@@ -3357,6 +4545,7 @@
         <w:t>Referências cruzadas</w:t>
       </w:r>
     </w:p>
+    <w:p/>
     <w:p>
       <w:pPr>
         <w:pStyle w:val="ListBullet"/>
@@ -3373,6 +4562,7 @@
         <w:t>CASE-AUTO-0041</w:t>
       </w:r>
     </w:p>
+    <w:p/>
     <w:p>
       <w:pPr>
         <w:pStyle w:val="Heading2"/>
@@ -3381,6 +4571,7 @@
         <w:t>Referências</w:t>
       </w:r>
     </w:p>
+    <w:p/>
     <w:p>
       <w:pPr>
         <w:pStyle w:val="ListBullet"/>
@@ -3389,6 +4580,7 @@
         <w:t>Documento interno: `02_MasterDictionary/AUTO/AUTO-0093.md`</w:t>
       </w:r>
     </w:p>
+    <w:p/>
     <w:p>
       <w:pPr>
         <w:pStyle w:val="Heading2"/>
@@ -3397,6 +4589,7 @@
         <w:t>Tags</w:t>
       </w:r>
     </w:p>
+    <w:p/>
     <w:p>
       <w:pPr>
         <w:pStyle w:val="ListBullet"/>
@@ -3429,6 +4622,7 @@
         <w:t>revisao</w:t>
       </w:r>
     </w:p>
+    <w:p/>
     <w:p>
       <w:pPr>
         <w:pStyle w:val="Heading2"/>
@@ -3437,6 +4631,7 @@
         <w:t>Veja também</w:t>
       </w:r>
     </w:p>
+    <w:p/>
     <w:p>
       <w:pPr>
         <w:pStyle w:val="ListBullet"/>
@@ -3445,6 +4640,7 @@
         <w:t>`02_MasterDictionary/AUTO/AUTO-0093.md`</w:t>
       </w:r>
     </w:p>
+    <w:p/>
     <w:p>
       <w:pPr>
         <w:pStyle w:val="Heading2"/>
@@ -3453,6 +4649,7 @@
         <w:t>Histórico de revisão</w:t>
       </w:r>
     </w:p>
+    <w:p/>
     <w:p>
       <w:r>
         <w:t>| Data | Versão | Autor | Alteração |</w:t>
@@ -3470,9 +4667,16 @@
     </w:p>
     <w:p>
       <w:r>
-        <w:t>————————————————————————</w:t>
-      </w:r>
-    </w:p>
+        <w:t>| 2026-06-26 | 0.2 | JP-BR Insurance Knowledge Base | Inclusão de consulta japonesa, próximo passo seguro e limite comercial/compliance. |</w:t>
+      </w:r>
+    </w:p>
+    <w:p/>
+    <w:p>
+      <w:r>
+        <w:br w:type="page"/>
+      </w:r>
+    </w:p>
+    <w:p/>
     <w:p>
       <w:pPr>
         <w:pStyle w:val="Heading1"/>
@@ -3481,6 +4685,7 @@
         <w:t>FAQ-AUTO-0091 - Mudei de endereço. Preciso avisar?</w:t>
       </w:r>
     </w:p>
+    <w:p/>
     <w:p>
       <w:pPr>
         <w:pStyle w:val="Heading2"/>
@@ -3489,12 +4694,13 @@
         <w:t>Controle</w:t>
       </w:r>
     </w:p>
+    <w:p/>
     <w:p>
       <w:pPr>
         <w:pStyle w:val="ListBullet"/>
       </w:pPr>
       <w:r>
-        <w:t>Versão: 0.1</w:t>
+        <w:t>Versão: 0.2</w:t>
       </w:r>
     </w:p>
     <w:p>
@@ -3518,9 +4724,10 @@
         <w:pStyle w:val="ListBullet"/>
       </w:pPr>
       <w:r>
-        <w:t>Histórico: Criação inicial.</w:t>
-      </w:r>
-    </w:p>
+        <w:t>Histórico: Criação inicial; reforço NotebookLM e compliance.</w:t>
+      </w:r>
+    </w:p>
+    <w:p/>
     <w:p>
       <w:pPr>
         <w:pStyle w:val="Heading2"/>
@@ -3529,11 +4736,13 @@
         <w:t>Código</w:t>
       </w:r>
     </w:p>
+    <w:p/>
     <w:p>
       <w:r>
         <w:t>FAQ-AUTO-0091</w:t>
       </w:r>
     </w:p>
+    <w:p/>
     <w:p>
       <w:pPr>
         <w:pStyle w:val="Heading2"/>
@@ -3542,11 +4751,13 @@
         <w:t>Categoria</w:t>
       </w:r>
     </w:p>
+    <w:p/>
     <w:p>
       <w:r>
         <w:t>AUTO</w:t>
       </w:r>
     </w:p>
+    <w:p/>
     <w:p>
       <w:pPr>
         <w:pStyle w:val="Heading2"/>
@@ -3555,11 +4766,13 @@
         <w:t>Pergunta</w:t>
       </w:r>
     </w:p>
+    <w:p/>
     <w:p>
       <w:r>
         <w:t>Mudei de endereço. Preciso avisar?</w:t>
       </w:r>
     </w:p>
+    <w:p/>
     <w:p>
       <w:pPr>
         <w:pStyle w:val="Heading2"/>
@@ -3568,11 +4781,13 @@
         <w:t>Situação de atendimento</w:t>
       </w:r>
     </w:p>
+    <w:p/>
     <w:p>
       <w:r>
         <w:t>Cliente precisa de orientação para revisar, manter ou atualizar o seguro de automóvel durante a vida do contrato.</w:t>
       </w:r>
     </w:p>
+    <w:p/>
     <w:p>
       <w:pPr>
         <w:pStyle w:val="Heading2"/>
@@ -3581,11 +4796,13 @@
         <w:t>Resposta técnica</w:t>
       </w:r>
     </w:p>
+    <w:p/>
     <w:p>
       <w:r>
         <w:t>Procedimento para atualizar o endereço do cliente no contrato.</w:t>
       </w:r>
     </w:p>
+    <w:p/>
     <w:p>
       <w:pPr>
         <w:pStyle w:val="Heading2"/>
@@ -3594,11 +4811,69 @@
         <w:t>Como responder ao cliente brasileiro</w:t>
       </w:r>
     </w:p>
+    <w:p/>
     <w:p>
       <w:r>
         <w:t>Se mudar de endereço, avise para atualizar o contrato e evitar perda de comunicação.</w:t>
       </w:r>
     </w:p>
+    <w:p/>
+    <w:p>
+      <w:pPr>
+        <w:pStyle w:val="Heading2"/>
+      </w:pPr>
+      <w:r>
+        <w:t>Consulta natural em japonês</w:t>
+      </w:r>
+    </w:p>
+    <w:p/>
+    <w:p>
+      <w:pPr>
+        <w:pStyle w:val="ListBullet"/>
+      </w:pPr>
+      <w:r>
+        <w:t>住所変更をした場合、自動車保険会社へ連絡が必要ですか。</w:t>
+      </w:r>
+    </w:p>
+    <w:p>
+      <w:pPr>
+        <w:pStyle w:val="ListBullet"/>
+      </w:pPr>
+      <w:r>
+        <w:t>引っ越し後の住所変更をブラジル人のお客様にどう説明しますか。</w:t>
+      </w:r>
+    </w:p>
+    <w:p/>
+    <w:p>
+      <w:pPr>
+        <w:pStyle w:val="Heading2"/>
+      </w:pPr>
+      <w:r>
+        <w:t>Próximo passo seguro</w:t>
+      </w:r>
+    </w:p>
+    <w:p/>
+    <w:p>
+      <w:r>
+        <w:t>住所変更は契約管理、通知書類、保険料条件、事故対応に影響する場合があるため速やかに通知する。</w:t>
+      </w:r>
+    </w:p>
+    <w:p/>
+    <w:p>
+      <w:pPr>
+        <w:pStyle w:val="Heading2"/>
+      </w:pPr>
+      <w:r>
+        <w:t>Limite comercial/compliance</w:t>
+      </w:r>
+    </w:p>
+    <w:p/>
+    <w:p>
+      <w:r>
+        <w:t>住所変更だけで補償可否を断定せず、契約条件への影響を確認する。</w:t>
+      </w:r>
+    </w:p>
+    <w:p/>
     <w:p>
       <w:pPr>
         <w:pStyle w:val="Heading2"/>
@@ -3607,6 +4882,7 @@
         <w:t>Termos relacionados</w:t>
       </w:r>
     </w:p>
+    <w:p/>
     <w:p>
       <w:pPr>
         <w:pStyle w:val="ListBullet"/>
@@ -3615,6 +4891,7 @@
         <w:t>AUTO-0094 - 住所変更 - Alteração de endereço</w:t>
       </w:r>
     </w:p>
+    <w:p/>
     <w:p>
       <w:pPr>
         <w:pStyle w:val="Heading2"/>
@@ -3623,6 +4900,7 @@
         <w:t>Referências cruzadas</w:t>
       </w:r>
     </w:p>
+    <w:p/>
     <w:p>
       <w:pPr>
         <w:pStyle w:val="ListBullet"/>
@@ -3639,6 +4917,7 @@
         <w:t>CASE-AUTO-0041</w:t>
       </w:r>
     </w:p>
+    <w:p/>
     <w:p>
       <w:pPr>
         <w:pStyle w:val="Heading2"/>
@@ -3647,6 +4926,7 @@
         <w:t>Referências</w:t>
       </w:r>
     </w:p>
+    <w:p/>
     <w:p>
       <w:pPr>
         <w:pStyle w:val="ListBullet"/>
@@ -3655,6 +4935,7 @@
         <w:t>Documento interno: `02_MasterDictionary/AUTO/AUTO-0094.md`</w:t>
       </w:r>
     </w:p>
+    <w:p/>
     <w:p>
       <w:pPr>
         <w:pStyle w:val="Heading2"/>
@@ -3663,6 +4944,7 @@
         <w:t>Tags</w:t>
       </w:r>
     </w:p>
+    <w:p/>
     <w:p>
       <w:pPr>
         <w:pStyle w:val="ListBullet"/>
@@ -3695,6 +4977,7 @@
         <w:t>revisao</w:t>
       </w:r>
     </w:p>
+    <w:p/>
     <w:p>
       <w:pPr>
         <w:pStyle w:val="Heading2"/>
@@ -3703,6 +4986,7 @@
         <w:t>Veja também</w:t>
       </w:r>
     </w:p>
+    <w:p/>
     <w:p>
       <w:pPr>
         <w:pStyle w:val="ListBullet"/>
@@ -3711,6 +4995,7 @@
         <w:t>`02_MasterDictionary/AUTO/AUTO-0094.md`</w:t>
       </w:r>
     </w:p>
+    <w:p/>
     <w:p>
       <w:pPr>
         <w:pStyle w:val="Heading2"/>
@@ -3719,6 +5004,7 @@
         <w:t>Histórico de revisão</w:t>
       </w:r>
     </w:p>
+    <w:p/>
     <w:p>
       <w:r>
         <w:t>| Data | Versão | Autor | Alteração |</w:t>
@@ -3736,9 +5022,16 @@
     </w:p>
     <w:p>
       <w:r>
-        <w:t>————————————————————————</w:t>
-      </w:r>
-    </w:p>
+        <w:t>| 2026-06-26 | 0.2 | JP-BR Insurance Knowledge Base | Inclusão de consulta japonesa, próximo passo seguro e limite comercial/compliance. |</w:t>
+      </w:r>
+    </w:p>
+    <w:p/>
+    <w:p>
+      <w:r>
+        <w:br w:type="page"/>
+      </w:r>
+    </w:p>
+    <w:p/>
     <w:p>
       <w:pPr>
         <w:pStyle w:val="Heading1"/>
@@ -3747,6 +5040,7 @@
         <w:t>FAQ-AUTO-0092 - Troquei telefone ou e-mail. Preciso atualizar?</w:t>
       </w:r>
     </w:p>
+    <w:p/>
     <w:p>
       <w:pPr>
         <w:pStyle w:val="Heading2"/>
@@ -3755,12 +5049,13 @@
         <w:t>Controle</w:t>
       </w:r>
     </w:p>
+    <w:p/>
     <w:p>
       <w:pPr>
         <w:pStyle w:val="ListBullet"/>
       </w:pPr>
       <w:r>
-        <w:t>Versão: 0.1</w:t>
+        <w:t>Versão: 0.2</w:t>
       </w:r>
     </w:p>
     <w:p>
@@ -3784,9 +5079,10 @@
         <w:pStyle w:val="ListBullet"/>
       </w:pPr>
       <w:r>
-        <w:t>Histórico: Criação inicial.</w:t>
-      </w:r>
-    </w:p>
+        <w:t>Histórico: Criação inicial; reforço NotebookLM e compliance.</w:t>
+      </w:r>
+    </w:p>
+    <w:p/>
     <w:p>
       <w:pPr>
         <w:pStyle w:val="Heading2"/>
@@ -3795,11 +5091,13 @@
         <w:t>Código</w:t>
       </w:r>
     </w:p>
+    <w:p/>
     <w:p>
       <w:r>
         <w:t>FAQ-AUTO-0092</w:t>
       </w:r>
     </w:p>
+    <w:p/>
     <w:p>
       <w:pPr>
         <w:pStyle w:val="Heading2"/>
@@ -3808,11 +5106,13 @@
         <w:t>Categoria</w:t>
       </w:r>
     </w:p>
+    <w:p/>
     <w:p>
       <w:r>
         <w:t>AUTO</w:t>
       </w:r>
     </w:p>
+    <w:p/>
     <w:p>
       <w:pPr>
         <w:pStyle w:val="Heading2"/>
@@ -3821,11 +5121,13 @@
         <w:t>Pergunta</w:t>
       </w:r>
     </w:p>
+    <w:p/>
     <w:p>
       <w:r>
         <w:t>Troquei telefone ou e-mail. Preciso atualizar?</w:t>
       </w:r>
     </w:p>
+    <w:p/>
     <w:p>
       <w:pPr>
         <w:pStyle w:val="Heading2"/>
@@ -3834,11 +5136,13 @@
         <w:t>Situação de atendimento</w:t>
       </w:r>
     </w:p>
+    <w:p/>
     <w:p>
       <w:r>
         <w:t>Cliente precisa de orientação para revisar, manter ou atualizar o seguro de automóvel durante a vida do contrato.</w:t>
       </w:r>
     </w:p>
+    <w:p/>
     <w:p>
       <w:pPr>
         <w:pStyle w:val="Heading2"/>
@@ -3847,11 +5151,13 @@
         <w:t>Resposta técnica</w:t>
       </w:r>
     </w:p>
+    <w:p/>
     <w:p>
       <w:r>
         <w:t>Atualização de telefone, e-mail ou outro meio de contato usado para comunicação com o cliente.</w:t>
       </w:r>
     </w:p>
+    <w:p/>
     <w:p>
       <w:pPr>
         <w:pStyle w:val="Heading2"/>
@@ -3860,11 +5166,69 @@
         <w:t>Como responder ao cliente brasileiro</w:t>
       </w:r>
     </w:p>
+    <w:p/>
     <w:p>
       <w:r>
         <w:t>Contato desatualizado pode impedir avisos importantes. Por isso precisamos manter esses dados corretos.</w:t>
       </w:r>
     </w:p>
+    <w:p/>
+    <w:p>
+      <w:pPr>
+        <w:pStyle w:val="Heading2"/>
+      </w:pPr>
+      <w:r>
+        <w:t>Consulta natural em japonês</w:t>
+      </w:r>
+    </w:p>
+    <w:p/>
+    <w:p>
+      <w:pPr>
+        <w:pStyle w:val="ListBullet"/>
+      </w:pPr>
+      <w:r>
+        <w:t>電話番号やメールアドレスを変更した場合、自動車保険で更新が必要ですか。</w:t>
+      </w:r>
+    </w:p>
+    <w:p>
+      <w:pPr>
+        <w:pStyle w:val="ListBullet"/>
+      </w:pPr>
+      <w:r>
+        <w:t>連絡先更新の重要性をブラジル人のお客様にどう説明しますか。</w:t>
+      </w:r>
+    </w:p>
+    <w:p/>
+    <w:p>
+      <w:pPr>
+        <w:pStyle w:val="Heading2"/>
+      </w:pPr>
+      <w:r>
+        <w:t>Próximo passo seguro</w:t>
+      </w:r>
+    </w:p>
+    <w:p/>
+    <w:p>
+      <w:r>
+        <w:t>事故、更新、重要通知、書類確認の連絡が届くよう、電話番号・メールを最新にする。</w:t>
+      </w:r>
+    </w:p>
+    <w:p/>
+    <w:p>
+      <w:pPr>
+        <w:pStyle w:val="Heading2"/>
+      </w:pPr>
+      <w:r>
+        <w:t>Limite comercial/compliance</w:t>
+      </w:r>
+    </w:p>
+    <w:p/>
+    <w:p>
+      <w:r>
+        <w:t>非公式な連絡先だけに依存せず、保険会社・代理店の正式登録情報を更新する。</w:t>
+      </w:r>
+    </w:p>
+    <w:p/>
     <w:p>
       <w:pPr>
         <w:pStyle w:val="Heading2"/>
@@ -3873,6 +5237,7 @@
         <w:t>Termos relacionados</w:t>
       </w:r>
     </w:p>
+    <w:p/>
     <w:p>
       <w:pPr>
         <w:pStyle w:val="ListBullet"/>
@@ -3881,6 +5246,7 @@
         <w:t>AUTO-0095 - 連絡先変更 - Alteração de contato</w:t>
       </w:r>
     </w:p>
+    <w:p/>
     <w:p>
       <w:pPr>
         <w:pStyle w:val="Heading2"/>
@@ -3889,6 +5255,7 @@
         <w:t>Referências cruzadas</w:t>
       </w:r>
     </w:p>
+    <w:p/>
     <w:p>
       <w:pPr>
         <w:pStyle w:val="ListBullet"/>
@@ -3905,6 +5272,7 @@
         <w:t>CASE-AUTO-0041</w:t>
       </w:r>
     </w:p>
+    <w:p/>
     <w:p>
       <w:pPr>
         <w:pStyle w:val="Heading2"/>
@@ -3913,6 +5281,7 @@
         <w:t>Referências</w:t>
       </w:r>
     </w:p>
+    <w:p/>
     <w:p>
       <w:pPr>
         <w:pStyle w:val="ListBullet"/>
@@ -3921,6 +5290,7 @@
         <w:t>Documento interno: `02_MasterDictionary/AUTO/AUTO-0095.md`</w:t>
       </w:r>
     </w:p>
+    <w:p/>
     <w:p>
       <w:pPr>
         <w:pStyle w:val="Heading2"/>
@@ -3929,6 +5299,7 @@
         <w:t>Tags</w:t>
       </w:r>
     </w:p>
+    <w:p/>
     <w:p>
       <w:pPr>
         <w:pStyle w:val="ListBullet"/>
@@ -3961,6 +5332,7 @@
         <w:t>revisao</w:t>
       </w:r>
     </w:p>
+    <w:p/>
     <w:p>
       <w:pPr>
         <w:pStyle w:val="Heading2"/>
@@ -3969,6 +5341,7 @@
         <w:t>Veja também</w:t>
       </w:r>
     </w:p>
+    <w:p/>
     <w:p>
       <w:pPr>
         <w:pStyle w:val="ListBullet"/>
@@ -3977,6 +5350,7 @@
         <w:t>`02_MasterDictionary/AUTO/AUTO-0095.md`</w:t>
       </w:r>
     </w:p>
+    <w:p/>
     <w:p>
       <w:pPr>
         <w:pStyle w:val="Heading2"/>
@@ -3985,6 +5359,7 @@
         <w:t>Histórico de revisão</w:t>
       </w:r>
     </w:p>
+    <w:p/>
     <w:p>
       <w:r>
         <w:t>| Data | Versão | Autor | Alteração |</w:t>
@@ -4002,9 +5377,16 @@
     </w:p>
     <w:p>
       <w:r>
-        <w:t>————————————————————————</w:t>
-      </w:r>
-    </w:p>
+        <w:t>| 2026-06-26 | 0.2 | JP-BR Insurance Knowledge Base | Inclusão de consulta japonesa, próximo passo seguro e limite comercial/compliance. |</w:t>
+      </w:r>
+    </w:p>
+    <w:p/>
+    <w:p>
+      <w:r>
+        <w:br w:type="page"/>
+      </w:r>
+    </w:p>
+    <w:p/>
     <w:p>
       <w:pPr>
         <w:pStyle w:val="Heading1"/>
@@ -4013,6 +5395,7 @@
         <w:t>FAQ-AUTO-0093 - Posso mudar o titular do seguro?</w:t>
       </w:r>
     </w:p>
+    <w:p/>
     <w:p>
       <w:pPr>
         <w:pStyle w:val="Heading2"/>
@@ -4021,12 +5404,13 @@
         <w:t>Controle</w:t>
       </w:r>
     </w:p>
+    <w:p/>
     <w:p>
       <w:pPr>
         <w:pStyle w:val="ListBullet"/>
       </w:pPr>
       <w:r>
-        <w:t>Versão: 0.1</w:t>
+        <w:t>Versão: 0.2</w:t>
       </w:r>
     </w:p>
     <w:p>
@@ -4050,9 +5434,10 @@
         <w:pStyle w:val="ListBullet"/>
       </w:pPr>
       <w:r>
-        <w:t>Histórico: Criação inicial.</w:t>
-      </w:r>
-    </w:p>
+        <w:t>Histórico: Criação inicial; reforço NotebookLM e compliance.</w:t>
+      </w:r>
+    </w:p>
+    <w:p/>
     <w:p>
       <w:pPr>
         <w:pStyle w:val="Heading2"/>
@@ -4061,11 +5446,13 @@
         <w:t>Código</w:t>
       </w:r>
     </w:p>
+    <w:p/>
     <w:p>
       <w:r>
         <w:t>FAQ-AUTO-0093</w:t>
       </w:r>
     </w:p>
+    <w:p/>
     <w:p>
       <w:pPr>
         <w:pStyle w:val="Heading2"/>
@@ -4074,11 +5461,13 @@
         <w:t>Categoria</w:t>
       </w:r>
     </w:p>
+    <w:p/>
     <w:p>
       <w:r>
         <w:t>AUTO</w:t>
       </w:r>
     </w:p>
+    <w:p/>
     <w:p>
       <w:pPr>
         <w:pStyle w:val="Heading2"/>
@@ -4087,11 +5476,13 @@
         <w:t>Pergunta</w:t>
       </w:r>
     </w:p>
+    <w:p/>
     <w:p>
       <w:r>
         <w:t>Posso mudar o titular do seguro?</w:t>
       </w:r>
     </w:p>
+    <w:p/>
     <w:p>
       <w:pPr>
         <w:pStyle w:val="Heading2"/>
@@ -4100,11 +5491,13 @@
         <w:t>Situação de atendimento</w:t>
       </w:r>
     </w:p>
+    <w:p/>
     <w:p>
       <w:r>
         <w:t>Cliente precisa de orientação para revisar, manter ou atualizar o seguro de automóvel durante a vida do contrato.</w:t>
       </w:r>
     </w:p>
+    <w:p/>
     <w:p>
       <w:pPr>
         <w:pStyle w:val="Heading2"/>
@@ -4113,11 +5506,13 @@
         <w:t>Resposta técnica</w:t>
       </w:r>
     </w:p>
+    <w:p/>
     <w:p>
       <w:r>
         <w:t>Procedimento para alterar o nome relacionado ao contrato, veículo ou parte responsável, conforme regras da seguradora.</w:t>
       </w:r>
     </w:p>
+    <w:p/>
     <w:p>
       <w:pPr>
         <w:pStyle w:val="Heading2"/>
@@ -4126,11 +5521,69 @@
         <w:t>Como responder ao cliente brasileiro</w:t>
       </w:r>
     </w:p>
+    <w:p/>
     <w:p>
       <w:r>
         <w:t>Mudança de titularidade precisa ser analisada com cuidado porque pode afetar o contrato e documentos.</w:t>
       </w:r>
     </w:p>
+    <w:p/>
+    <w:p>
+      <w:pPr>
+        <w:pStyle w:val="Heading2"/>
+      </w:pPr>
+      <w:r>
+        <w:t>Consulta natural em japonês</w:t>
+      </w:r>
+    </w:p>
+    <w:p/>
+    <w:p>
+      <w:pPr>
+        <w:pStyle w:val="ListBullet"/>
+      </w:pPr>
+      <w:r>
+        <w:t>自動車保険の契約者を変更できますか。</w:t>
+      </w:r>
+    </w:p>
+    <w:p>
+      <w:pPr>
+        <w:pStyle w:val="ListBullet"/>
+      </w:pPr>
+      <w:r>
+        <w:t>契約者変更の可否をブラジル人のお客様にどう説明しますか。</w:t>
+      </w:r>
+    </w:p>
+    <w:p/>
+    <w:p>
+      <w:pPr>
+        <w:pStyle w:val="Heading2"/>
+      </w:pPr>
+      <w:r>
+        <w:t>Próximo passo seguro</w:t>
+      </w:r>
+    </w:p>
+    <w:p/>
+    <w:p>
+      <w:r>
+        <w:t>契約者変更は保険会社の規定、車両所有・使用実態、本人確認、必要書類に基づき判断される。</w:t>
+      </w:r>
+    </w:p>
+    <w:p/>
+    <w:p>
+      <w:pPr>
+        <w:pStyle w:val="Heading2"/>
+      </w:pPr>
+      <w:r>
+        <w:t>Limite comercial/compliance</w:t>
+      </w:r>
+    </w:p>
+    <w:p/>
+    <w:p>
+      <w:r>
+        <w:t>変更可能と即答せず、保険会社の承認条件と必要書類を確認してから案内する。</w:t>
+      </w:r>
+    </w:p>
+    <w:p/>
     <w:p>
       <w:pPr>
         <w:pStyle w:val="Heading2"/>
@@ -4139,6 +5592,7 @@
         <w:t>Termos relacionados</w:t>
       </w:r>
     </w:p>
+    <w:p/>
     <w:p>
       <w:pPr>
         <w:pStyle w:val="ListBullet"/>
@@ -4147,6 +5601,7 @@
         <w:t>AUTO-0096 - 名義変更 - Alteração de titularidade</w:t>
       </w:r>
     </w:p>
+    <w:p/>
     <w:p>
       <w:pPr>
         <w:pStyle w:val="Heading2"/>
@@ -4155,6 +5610,7 @@
         <w:t>Referências cruzadas</w:t>
       </w:r>
     </w:p>
+    <w:p/>
     <w:p>
       <w:pPr>
         <w:pStyle w:val="ListBullet"/>
@@ -4171,6 +5627,7 @@
         <w:t>CASE-AUTO-0042</w:t>
       </w:r>
     </w:p>
+    <w:p/>
     <w:p>
       <w:pPr>
         <w:pStyle w:val="Heading2"/>
@@ -4179,6 +5636,7 @@
         <w:t>Referências</w:t>
       </w:r>
     </w:p>
+    <w:p/>
     <w:p>
       <w:pPr>
         <w:pStyle w:val="ListBullet"/>
@@ -4187,6 +5645,7 @@
         <w:t>Documento interno: `02_MasterDictionary/AUTO/AUTO-0096.md`</w:t>
       </w:r>
     </w:p>
+    <w:p/>
     <w:p>
       <w:pPr>
         <w:pStyle w:val="Heading2"/>
@@ -4195,6 +5654,7 @@
         <w:t>Tags</w:t>
       </w:r>
     </w:p>
+    <w:p/>
     <w:p>
       <w:pPr>
         <w:pStyle w:val="ListBullet"/>
@@ -4227,6 +5687,7 @@
         <w:t>revisao</w:t>
       </w:r>
     </w:p>
+    <w:p/>
     <w:p>
       <w:pPr>
         <w:pStyle w:val="Heading2"/>
@@ -4235,6 +5696,7 @@
         <w:t>Veja também</w:t>
       </w:r>
     </w:p>
+    <w:p/>
     <w:p>
       <w:pPr>
         <w:pStyle w:val="ListBullet"/>
@@ -4243,6 +5705,7 @@
         <w:t>`02_MasterDictionary/AUTO/AUTO-0096.md`</w:t>
       </w:r>
     </w:p>
+    <w:p/>
     <w:p>
       <w:pPr>
         <w:pStyle w:val="Heading2"/>
@@ -4251,6 +5714,7 @@
         <w:t>Histórico de revisão</w:t>
       </w:r>
     </w:p>
+    <w:p/>
     <w:p>
       <w:r>
         <w:t>| Data | Versão | Autor | Alteração |</w:t>
@@ -4268,9 +5732,16 @@
     </w:p>
     <w:p>
       <w:r>
-        <w:t>————————————————————————</w:t>
-      </w:r>
-    </w:p>
+        <w:t>| 2026-06-26 | 0.2 | JP-BR Insurance Knowledge Base | Inclusão de consulta japonesa, próximo passo seguro e limite comercial/compliance. |</w:t>
+      </w:r>
+    </w:p>
+    <w:p/>
+    <w:p>
+      <w:r>
+        <w:br w:type="page"/>
+      </w:r>
+    </w:p>
+    <w:p/>
     <w:p>
       <w:pPr>
         <w:pStyle w:val="Heading1"/>
@@ -4279,6 +5750,7 @@
         <w:t>FAQ-AUTO-0094 - Como faço para cancelar o seguro?</w:t>
       </w:r>
     </w:p>
+    <w:p/>
     <w:p>
       <w:pPr>
         <w:pStyle w:val="Heading2"/>
@@ -4287,12 +5759,13 @@
         <w:t>Controle</w:t>
       </w:r>
     </w:p>
+    <w:p/>
     <w:p>
       <w:pPr>
         <w:pStyle w:val="ListBullet"/>
       </w:pPr>
       <w:r>
-        <w:t>Versão: 0.1</w:t>
+        <w:t>Versão: 0.2</w:t>
       </w:r>
     </w:p>
     <w:p>
@@ -4316,9 +5789,10 @@
         <w:pStyle w:val="ListBullet"/>
       </w:pPr>
       <w:r>
-        <w:t>Histórico: Criação inicial.</w:t>
-      </w:r>
-    </w:p>
+        <w:t>Histórico: Criação inicial; reforço NotebookLM e compliance.</w:t>
+      </w:r>
+    </w:p>
+    <w:p/>
     <w:p>
       <w:pPr>
         <w:pStyle w:val="Heading2"/>
@@ -4327,11 +5801,13 @@
         <w:t>Código</w:t>
       </w:r>
     </w:p>
+    <w:p/>
     <w:p>
       <w:r>
         <w:t>FAQ-AUTO-0094</w:t>
       </w:r>
     </w:p>
+    <w:p/>
     <w:p>
       <w:pPr>
         <w:pStyle w:val="Heading2"/>
@@ -4340,11 +5816,13 @@
         <w:t>Categoria</w:t>
       </w:r>
     </w:p>
+    <w:p/>
     <w:p>
       <w:r>
         <w:t>AUTO</w:t>
       </w:r>
     </w:p>
+    <w:p/>
     <w:p>
       <w:pPr>
         <w:pStyle w:val="Heading2"/>
@@ -4353,11 +5831,13 @@
         <w:t>Pergunta</w:t>
       </w:r>
     </w:p>
+    <w:p/>
     <w:p>
       <w:r>
         <w:t>Como faço para cancelar o seguro?</w:t>
       </w:r>
     </w:p>
+    <w:p/>
     <w:p>
       <w:pPr>
         <w:pStyle w:val="Heading2"/>
@@ -4366,11 +5846,13 @@
         <w:t>Situação de atendimento</w:t>
       </w:r>
     </w:p>
+    <w:p/>
     <w:p>
       <w:r>
         <w:t>Cliente precisa de orientação para revisar, manter ou atualizar o seguro de automóvel durante a vida do contrato.</w:t>
       </w:r>
     </w:p>
+    <w:p/>
     <w:p>
       <w:pPr>
         <w:pStyle w:val="Heading2"/>
@@ -4379,11 +5861,13 @@
         <w:t>Resposta técnica</w:t>
       </w:r>
     </w:p>
+    <w:p/>
     <w:p>
       <w:r>
         <w:t>Fluxo operacional para cancelar o contrato, com data, documentos e confirmação da seguradora.</w:t>
       </w:r>
     </w:p>
+    <w:p/>
     <w:p>
       <w:pPr>
         <w:pStyle w:val="Heading2"/>
@@ -4392,11 +5876,69 @@
         <w:t>Como responder ao cliente brasileiro</w:t>
       </w:r>
     </w:p>
+    <w:p/>
     <w:p>
       <w:r>
         <w:t>Cancelar exige procedimento correto. Precisamos confirmar data, documentos e possível impacto.</w:t>
       </w:r>
     </w:p>
+    <w:p/>
+    <w:p>
+      <w:pPr>
+        <w:pStyle w:val="Heading2"/>
+      </w:pPr>
+      <w:r>
+        <w:t>Consulta natural em japonês</w:t>
+      </w:r>
+    </w:p>
+    <w:p/>
+    <w:p>
+      <w:pPr>
+        <w:pStyle w:val="ListBullet"/>
+      </w:pPr>
+      <w:r>
+        <w:t>自動車保険を解約するにはどうすればよいですか。</w:t>
+      </w:r>
+    </w:p>
+    <w:p>
+      <w:pPr>
+        <w:pStyle w:val="ListBullet"/>
+      </w:pPr>
+      <w:r>
+        <w:t>解約時の返戻金や注意点をブラジル人のお客様にどう説明しますか。</w:t>
+      </w:r>
+    </w:p>
+    <w:p/>
+    <w:p>
+      <w:pPr>
+        <w:pStyle w:val="Heading2"/>
+      </w:pPr>
+      <w:r>
+        <w:t>Próximo passo seguro</w:t>
+      </w:r>
+    </w:p>
+    <w:p/>
+    <w:p>
+      <w:r>
+        <w:t>解約希望日、本人確認、返戻金有無、支払状況、新契約との空白期間を確認して手続する。</w:t>
+      </w:r>
+    </w:p>
+    <w:p/>
+    <w:p>
+      <w:pPr>
+        <w:pStyle w:val="Heading2"/>
+      </w:pPr>
+      <w:r>
+        <w:t>Limite comercial/compliance</w:t>
+      </w:r>
+    </w:p>
+    <w:p/>
+    <w:p>
+      <w:r>
+        <w:t>返戻金額や解約効果を口頭で確定せず、正式計算と手続完了日を確認する。</w:t>
+      </w:r>
+    </w:p>
+    <w:p/>
     <w:p>
       <w:pPr>
         <w:pStyle w:val="Heading2"/>
@@ -4405,6 +5947,7 @@
         <w:t>Termos relacionados</w:t>
       </w:r>
     </w:p>
+    <w:p/>
     <w:p>
       <w:pPr>
         <w:pStyle w:val="ListBullet"/>
@@ -4413,6 +5956,7 @@
         <w:t>AUTO-0097 - 解約手続き - Procedimento de cancelamento</w:t>
       </w:r>
     </w:p>
+    <w:p/>
     <w:p>
       <w:pPr>
         <w:pStyle w:val="Heading2"/>
@@ -4421,6 +5965,7 @@
         <w:t>Referências cruzadas</w:t>
       </w:r>
     </w:p>
+    <w:p/>
     <w:p>
       <w:pPr>
         <w:pStyle w:val="ListBullet"/>
@@ -4437,6 +5982,7 @@
         <w:t>CASE-AUTO-0042</w:t>
       </w:r>
     </w:p>
+    <w:p/>
     <w:p>
       <w:pPr>
         <w:pStyle w:val="Heading2"/>
@@ -4445,6 +5991,7 @@
         <w:t>Referências</w:t>
       </w:r>
     </w:p>
+    <w:p/>
     <w:p>
       <w:pPr>
         <w:pStyle w:val="ListBullet"/>
@@ -4453,6 +6000,7 @@
         <w:t>Documento interno: `02_MasterDictionary/AUTO/AUTO-0097.md`</w:t>
       </w:r>
     </w:p>
+    <w:p/>
     <w:p>
       <w:pPr>
         <w:pStyle w:val="Heading2"/>
@@ -4461,6 +6009,7 @@
         <w:t>Tags</w:t>
       </w:r>
     </w:p>
+    <w:p/>
     <w:p>
       <w:pPr>
         <w:pStyle w:val="ListBullet"/>
@@ -4493,6 +6042,7 @@
         <w:t>revisao</w:t>
       </w:r>
     </w:p>
+    <w:p/>
     <w:p>
       <w:pPr>
         <w:pStyle w:val="Heading2"/>
@@ -4501,6 +6051,7 @@
         <w:t>Veja também</w:t>
       </w:r>
     </w:p>
+    <w:p/>
     <w:p>
       <w:pPr>
         <w:pStyle w:val="ListBullet"/>
@@ -4509,6 +6060,7 @@
         <w:t>`02_MasterDictionary/AUTO/AUTO-0097.md`</w:t>
       </w:r>
     </w:p>
+    <w:p/>
     <w:p>
       <w:pPr>
         <w:pStyle w:val="Heading2"/>
@@ -4517,6 +6069,7 @@
         <w:t>Histórico de revisão</w:t>
       </w:r>
     </w:p>
+    <w:p/>
     <w:p>
       <w:r>
         <w:t>| Data | Versão | Autor | Alteração |</w:t>
@@ -4534,9 +6087,16 @@
     </w:p>
     <w:p>
       <w:r>
-        <w:t>————————————————————————</w:t>
-      </w:r>
-    </w:p>
+        <w:t>| 2026-06-26 | 0.2 | JP-BR Insurance Knowledge Base | Inclusão de consulta japonesa, próximo passo seguro e limite comercial/compliance. |</w:t>
+      </w:r>
+    </w:p>
+    <w:p/>
+    <w:p>
+      <w:r>
+        <w:br w:type="page"/>
+      </w:r>
+    </w:p>
+    <w:p/>
     <w:p>
       <w:pPr>
         <w:pStyle w:val="Heading1"/>
@@ -4545,6 +6105,7 @@
         <w:t>FAQ-AUTO-0095 - Quando recebo aviso de renovação?</w:t>
       </w:r>
     </w:p>
+    <w:p/>
     <w:p>
       <w:pPr>
         <w:pStyle w:val="Heading2"/>
@@ -4553,12 +6114,13 @@
         <w:t>Controle</w:t>
       </w:r>
     </w:p>
+    <w:p/>
     <w:p>
       <w:pPr>
         <w:pStyle w:val="ListBullet"/>
       </w:pPr>
       <w:r>
-        <w:t>Versão: 0.1</w:t>
+        <w:t>Versão: 0.2</w:t>
       </w:r>
     </w:p>
     <w:p>
@@ -4582,9 +6144,10 @@
         <w:pStyle w:val="ListBullet"/>
       </w:pPr>
       <w:r>
-        <w:t>Histórico: Criação inicial.</w:t>
-      </w:r>
-    </w:p>
+        <w:t>Histórico: Criação inicial; reforço NotebookLM e compliance.</w:t>
+      </w:r>
+    </w:p>
+    <w:p/>
     <w:p>
       <w:pPr>
         <w:pStyle w:val="Heading2"/>
@@ -4593,11 +6156,13 @@
         <w:t>Código</w:t>
       </w:r>
     </w:p>
+    <w:p/>
     <w:p>
       <w:r>
         <w:t>FAQ-AUTO-0095</w:t>
       </w:r>
     </w:p>
+    <w:p/>
     <w:p>
       <w:pPr>
         <w:pStyle w:val="Heading2"/>
@@ -4606,11 +6171,13 @@
         <w:t>Categoria</w:t>
       </w:r>
     </w:p>
+    <w:p/>
     <w:p>
       <w:r>
         <w:t>AUTO</w:t>
       </w:r>
     </w:p>
+    <w:p/>
     <w:p>
       <w:pPr>
         <w:pStyle w:val="Heading2"/>
@@ -4619,11 +6186,13 @@
         <w:t>Pergunta</w:t>
       </w:r>
     </w:p>
+    <w:p/>
     <w:p>
       <w:r>
         <w:t>Quando recebo aviso de renovação?</w:t>
       </w:r>
     </w:p>
+    <w:p/>
     <w:p>
       <w:pPr>
         <w:pStyle w:val="Heading2"/>
@@ -4632,11 +6201,13 @@
         <w:t>Situação de atendimento</w:t>
       </w:r>
     </w:p>
+    <w:p/>
     <w:p>
       <w:r>
         <w:t>Cliente precisa de orientação para revisar, manter ou atualizar o seguro de automóvel durante a vida do contrato.</w:t>
       </w:r>
     </w:p>
+    <w:p/>
     <w:p>
       <w:pPr>
         <w:pStyle w:val="Heading2"/>
@@ -4645,11 +6216,13 @@
         <w:t>Resposta técnica</w:t>
       </w:r>
     </w:p>
+    <w:p/>
     <w:p>
       <w:r>
         <w:t>Comunicação enviada ou realizada antes do vencimento para orientar a renovação do contrato.</w:t>
       </w:r>
     </w:p>
+    <w:p/>
     <w:p>
       <w:pPr>
         <w:pStyle w:val="Heading2"/>
@@ -4658,11 +6231,69 @@
         <w:t>Como responder ao cliente brasileiro</w:t>
       </w:r>
     </w:p>
+    <w:p/>
     <w:p>
       <w:r>
         <w:t>O aviso de renovação ajuda a evitar vencimento sem cobertura. Mesmo assim, precisamos conferir os dados.</w:t>
       </w:r>
     </w:p>
+    <w:p/>
+    <w:p>
+      <w:pPr>
+        <w:pStyle w:val="Heading2"/>
+      </w:pPr>
+      <w:r>
+        <w:t>Consulta natural em japonês</w:t>
+      </w:r>
+    </w:p>
+    <w:p/>
+    <w:p>
+      <w:pPr>
+        <w:pStyle w:val="ListBullet"/>
+      </w:pPr>
+      <w:r>
+        <w:t>自動車保険の更新案内はいつ頃届きますか。</w:t>
+      </w:r>
+    </w:p>
+    <w:p>
+      <w:pPr>
+        <w:pStyle w:val="ListBullet"/>
+      </w:pPr>
+      <w:r>
+        <w:t>満期前の更新確認をブラジル人のお客様にどう説明しますか。</w:t>
+      </w:r>
+    </w:p>
+    <w:p/>
+    <w:p>
+      <w:pPr>
+        <w:pStyle w:val="Heading2"/>
+      </w:pPr>
+      <w:r>
+        <w:t>Próximo passo seguro</w:t>
+      </w:r>
+    </w:p>
+    <w:p/>
+    <w:p>
+      <w:r>
+        <w:t>満期前に更新案内を行い、補償内容、保険料、契約条件、変更点を確認する。</w:t>
+      </w:r>
+    </w:p>
+    <w:p/>
+    <w:p>
+      <w:pPr>
+        <w:pStyle w:val="Heading2"/>
+      </w:pPr>
+      <w:r>
+        <w:t>Limite comercial/compliance</w:t>
+      </w:r>
+    </w:p>
+    <w:p/>
+    <w:p>
+      <w:r>
+        <w:t>通知時期は保険会社・契約状況で異なるため、満期日を基準に余裕をもって確認する。</w:t>
+      </w:r>
+    </w:p>
+    <w:p/>
     <w:p>
       <w:pPr>
         <w:pStyle w:val="Heading2"/>
@@ -4671,6 +6302,7 @@
         <w:t>Termos relacionados</w:t>
       </w:r>
     </w:p>
+    <w:p/>
     <w:p>
       <w:pPr>
         <w:pStyle w:val="ListBullet"/>
@@ -4679,6 +6311,7 @@
         <w:t>AUTO-0098 - 更新案内 - Aviso de renovação</w:t>
       </w:r>
     </w:p>
+    <w:p/>
     <w:p>
       <w:pPr>
         <w:pStyle w:val="Heading2"/>
@@ -4687,6 +6320,7 @@
         <w:t>Referências cruzadas</w:t>
       </w:r>
     </w:p>
+    <w:p/>
     <w:p>
       <w:pPr>
         <w:pStyle w:val="ListBullet"/>
@@ -4703,6 +6337,7 @@
         <w:t>CASE-AUTO-0042</w:t>
       </w:r>
     </w:p>
+    <w:p/>
     <w:p>
       <w:pPr>
         <w:pStyle w:val="Heading2"/>
@@ -4711,6 +6346,7 @@
         <w:t>Referências</w:t>
       </w:r>
     </w:p>
+    <w:p/>
     <w:p>
       <w:pPr>
         <w:pStyle w:val="ListBullet"/>
@@ -4719,6 +6355,7 @@
         <w:t>Documento interno: `02_MasterDictionary/AUTO/AUTO-0098.md`</w:t>
       </w:r>
     </w:p>
+    <w:p/>
     <w:p>
       <w:pPr>
         <w:pStyle w:val="Heading2"/>
@@ -4727,6 +6364,7 @@
         <w:t>Tags</w:t>
       </w:r>
     </w:p>
+    <w:p/>
     <w:p>
       <w:pPr>
         <w:pStyle w:val="ListBullet"/>
@@ -4759,6 +6397,7 @@
         <w:t>revisao</w:t>
       </w:r>
     </w:p>
+    <w:p/>
     <w:p>
       <w:pPr>
         <w:pStyle w:val="Heading2"/>
@@ -4767,6 +6406,7 @@
         <w:t>Veja também</w:t>
       </w:r>
     </w:p>
+    <w:p/>
     <w:p>
       <w:pPr>
         <w:pStyle w:val="ListBullet"/>
@@ -4775,6 +6415,7 @@
         <w:t>`02_MasterDictionary/AUTO/AUTO-0098.md`</w:t>
       </w:r>
     </w:p>
+    <w:p/>
     <w:p>
       <w:pPr>
         <w:pStyle w:val="Heading2"/>
@@ -4783,6 +6424,7 @@
         <w:t>Histórico de revisão</w:t>
       </w:r>
     </w:p>
+    <w:p/>
     <w:p>
       <w:r>
         <w:t>| Data | Versão | Autor | Alteração |</w:t>
@@ -4800,9 +6442,16 @@
     </w:p>
     <w:p>
       <w:r>
-        <w:t>————————————————————————</w:t>
-      </w:r>
-    </w:p>
+        <w:t>| 2026-06-26 | 0.2 | JP-BR Insurance Knowledge Base | Inclusão de consulta japonesa, próximo passo seguro e limite comercial/compliance. |</w:t>
+      </w:r>
+    </w:p>
+    <w:p/>
+    <w:p>
+      <w:r>
+        <w:br w:type="page"/>
+      </w:r>
+    </w:p>
+    <w:p/>
     <w:p>
       <w:pPr>
         <w:pStyle w:val="Heading1"/>
@@ -4811,6 +6460,7 @@
         <w:t>FAQ-AUTO-0096 - Como evitar que o seguro vença sem perceber?</w:t>
       </w:r>
     </w:p>
+    <w:p/>
     <w:p>
       <w:pPr>
         <w:pStyle w:val="Heading2"/>
@@ -4819,12 +6469,13 @@
         <w:t>Controle</w:t>
       </w:r>
     </w:p>
+    <w:p/>
     <w:p>
       <w:pPr>
         <w:pStyle w:val="ListBullet"/>
       </w:pPr>
       <w:r>
-        <w:t>Versão: 0.1</w:t>
+        <w:t>Versão: 0.2</w:t>
       </w:r>
     </w:p>
     <w:p>
@@ -4848,9 +6499,10 @@
         <w:pStyle w:val="ListBullet"/>
       </w:pPr>
       <w:r>
-        <w:t>Histórico: Criação inicial.</w:t>
-      </w:r>
-    </w:p>
+        <w:t>Histórico: Criação inicial; reforço NotebookLM e compliance.</w:t>
+      </w:r>
+    </w:p>
+    <w:p/>
     <w:p>
       <w:pPr>
         <w:pStyle w:val="Heading2"/>
@@ -4859,11 +6511,13 @@
         <w:t>Código</w:t>
       </w:r>
     </w:p>
+    <w:p/>
     <w:p>
       <w:r>
         <w:t>FAQ-AUTO-0096</w:t>
       </w:r>
     </w:p>
+    <w:p/>
     <w:p>
       <w:pPr>
         <w:pStyle w:val="Heading2"/>
@@ -4872,11 +6526,13 @@
         <w:t>Categoria</w:t>
       </w:r>
     </w:p>
+    <w:p/>
     <w:p>
       <w:r>
         <w:t>AUTO</w:t>
       </w:r>
     </w:p>
+    <w:p/>
     <w:p>
       <w:pPr>
         <w:pStyle w:val="Heading2"/>
@@ -4885,11 +6541,13 @@
         <w:t>Pergunta</w:t>
       </w:r>
     </w:p>
+    <w:p/>
     <w:p>
       <w:r>
         <w:t>Como evitar que o seguro vença sem perceber?</w:t>
       </w:r>
     </w:p>
+    <w:p/>
     <w:p>
       <w:pPr>
         <w:pStyle w:val="Heading2"/>
@@ -4898,11 +6556,13 @@
         <w:t>Situação de atendimento</w:t>
       </w:r>
     </w:p>
+    <w:p/>
     <w:p>
       <w:r>
         <w:t>Cliente precisa de orientação para revisar, manter ou atualizar o seguro de automóvel durante a vida do contrato.</w:t>
       </w:r>
     </w:p>
+    <w:p/>
     <w:p>
       <w:pPr>
         <w:pStyle w:val="Heading2"/>
@@ -4911,11 +6571,13 @@
         <w:t>Resposta técnica</w:t>
       </w:r>
     </w:p>
+    <w:p/>
     <w:p>
       <w:r>
         <w:t>Acompanhamento das datas de vencimento dos contratos para evitar interrupção de cobertura.</w:t>
       </w:r>
     </w:p>
+    <w:p/>
     <w:p>
       <w:pPr>
         <w:pStyle w:val="Heading2"/>
@@ -4924,11 +6586,69 @@
         <w:t>Como responder ao cliente brasileiro</w:t>
       </w:r>
     </w:p>
+    <w:p/>
     <w:p>
       <w:r>
         <w:t>Controlar o vencimento evita ficar sem seguro por esquecimento ou atraso na renovação.</w:t>
       </w:r>
     </w:p>
+    <w:p/>
+    <w:p>
+      <w:pPr>
+        <w:pStyle w:val="Heading2"/>
+      </w:pPr>
+      <w:r>
+        <w:t>Consulta natural em japonês</w:t>
+      </w:r>
+    </w:p>
+    <w:p/>
+    <w:p>
+      <w:pPr>
+        <w:pStyle w:val="ListBullet"/>
+      </w:pPr>
+      <w:r>
+        <w:t>自動車保険の満期切れを防ぐにはどうすればよいですか。</w:t>
+      </w:r>
+    </w:p>
+    <w:p>
+      <w:pPr>
+        <w:pStyle w:val="ListBullet"/>
+      </w:pPr>
+      <w:r>
+        <w:t>保険の更新忘れを防ぐ方法をブラジル人のお客様にどう説明しますか。</w:t>
+      </w:r>
+    </w:p>
+    <w:p/>
+    <w:p>
+      <w:pPr>
+        <w:pStyle w:val="Heading2"/>
+      </w:pPr>
+      <w:r>
+        <w:t>Próximo passo seguro</w:t>
+      </w:r>
+    </w:p>
+    <w:p/>
+    <w:p>
+      <w:r>
+        <w:t>満期日、支払方法、連絡先、更新案内、必要書類を早めに確認し、空白期間を避ける。</w:t>
+      </w:r>
+    </w:p>
+    <w:p/>
+    <w:p>
+      <w:pPr>
+        <w:pStyle w:val="Heading2"/>
+      </w:pPr>
+      <w:r>
+        <w:t>Limite comercial/compliance</w:t>
+      </w:r>
+    </w:p>
+    <w:p/>
+    <w:p>
+      <w:r>
+        <w:t>更新されたと推測して案内せず、保険会社の手続完了・入金確認を基準にする。</w:t>
+      </w:r>
+    </w:p>
+    <w:p/>
     <w:p>
       <w:pPr>
         <w:pStyle w:val="Heading2"/>
@@ -4937,6 +6657,7 @@
         <w:t>Termos relacionados</w:t>
       </w:r>
     </w:p>
+    <w:p/>
     <w:p>
       <w:pPr>
         <w:pStyle w:val="ListBullet"/>
@@ -4945,6 +6666,7 @@
         <w:t>AUTO-0099 - 満期管理 - Controle de vencimento</w:t>
       </w:r>
     </w:p>
+    <w:p/>
     <w:p>
       <w:pPr>
         <w:pStyle w:val="Heading2"/>
@@ -4953,6 +6675,7 @@
         <w:t>Referências cruzadas</w:t>
       </w:r>
     </w:p>
+    <w:p/>
     <w:p>
       <w:pPr>
         <w:pStyle w:val="ListBullet"/>
@@ -4969,6 +6692,7 @@
         <w:t>CASE-AUTO-0043</w:t>
       </w:r>
     </w:p>
+    <w:p/>
     <w:p>
       <w:pPr>
         <w:pStyle w:val="Heading2"/>
@@ -4977,6 +6701,7 @@
         <w:t>Referências</w:t>
       </w:r>
     </w:p>
+    <w:p/>
     <w:p>
       <w:pPr>
         <w:pStyle w:val="ListBullet"/>
@@ -4985,6 +6710,7 @@
         <w:t>Documento interno: `02_MasterDictionary/AUTO/AUTO-0099.md`</w:t>
       </w:r>
     </w:p>
+    <w:p/>
     <w:p>
       <w:pPr>
         <w:pStyle w:val="Heading2"/>
@@ -4993,6 +6719,7 @@
         <w:t>Tags</w:t>
       </w:r>
     </w:p>
+    <w:p/>
     <w:p>
       <w:pPr>
         <w:pStyle w:val="ListBullet"/>
@@ -5025,6 +6752,7 @@
         <w:t>revisao</w:t>
       </w:r>
     </w:p>
+    <w:p/>
     <w:p>
       <w:pPr>
         <w:pStyle w:val="Heading2"/>
@@ -5033,6 +6761,7 @@
         <w:t>Veja também</w:t>
       </w:r>
     </w:p>
+    <w:p/>
     <w:p>
       <w:pPr>
         <w:pStyle w:val="ListBullet"/>
@@ -5041,6 +6770,7 @@
         <w:t>`02_MasterDictionary/AUTO/AUTO-0099.md`</w:t>
       </w:r>
     </w:p>
+    <w:p/>
     <w:p>
       <w:pPr>
         <w:pStyle w:val="Heading2"/>
@@ -5049,6 +6779,7 @@
         <w:t>Histórico de revisão</w:t>
       </w:r>
     </w:p>
+    <w:p/>
     <w:p>
       <w:r>
         <w:t>| Data | Versão | Autor | Alteração |</w:t>
@@ -5066,9 +6797,16 @@
     </w:p>
     <w:p>
       <w:r>
-        <w:t>————————————————————————</w:t>
-      </w:r>
-    </w:p>
+        <w:t>| 2026-06-26 | 0.2 | JP-BR Insurance Knowledge Base | Inclusão de consulta japonesa, próximo passo seguro e limite comercial/compliance. |</w:t>
+      </w:r>
+    </w:p>
+    <w:p/>
+    <w:p>
+      <w:r>
+        <w:br w:type="page"/>
+      </w:r>
+    </w:p>
+    <w:p/>
     <w:p>
       <w:pPr>
         <w:pStyle w:val="Heading1"/>
@@ -5077,6 +6815,7 @@
         <w:t>FAQ-AUTO-0097 - O que a corretora faz depois que o seguro é contratado?</w:t>
       </w:r>
     </w:p>
+    <w:p/>
     <w:p>
       <w:pPr>
         <w:pStyle w:val="Heading2"/>
@@ -5085,12 +6824,13 @@
         <w:t>Controle</w:t>
       </w:r>
     </w:p>
+    <w:p/>
     <w:p>
       <w:pPr>
         <w:pStyle w:val="ListBullet"/>
       </w:pPr>
       <w:r>
-        <w:t>Versão: 0.1</w:t>
+        <w:t>Versão: 0.2</w:t>
       </w:r>
     </w:p>
     <w:p>
@@ -5114,9 +6854,10 @@
         <w:pStyle w:val="ListBullet"/>
       </w:pPr>
       <w:r>
-        <w:t>Histórico: Criação inicial.</w:t>
-      </w:r>
-    </w:p>
+        <w:t>Histórico: Criação inicial; reforço NotebookLM e compliance.</w:t>
+      </w:r>
+    </w:p>
+    <w:p/>
     <w:p>
       <w:pPr>
         <w:pStyle w:val="Heading2"/>
@@ -5125,11 +6866,13 @@
         <w:t>Código</w:t>
       </w:r>
     </w:p>
+    <w:p/>
     <w:p>
       <w:r>
         <w:t>FAQ-AUTO-0097</w:t>
       </w:r>
     </w:p>
+    <w:p/>
     <w:p>
       <w:pPr>
         <w:pStyle w:val="Heading2"/>
@@ -5138,11 +6881,13 @@
         <w:t>Categoria</w:t>
       </w:r>
     </w:p>
+    <w:p/>
     <w:p>
       <w:r>
         <w:t>AUTO</w:t>
       </w:r>
     </w:p>
+    <w:p/>
     <w:p>
       <w:pPr>
         <w:pStyle w:val="Heading2"/>
@@ -5151,11 +6896,13 @@
         <w:t>Pergunta</w:t>
       </w:r>
     </w:p>
+    <w:p/>
     <w:p>
       <w:r>
         <w:t>O que a corretora faz depois que o seguro é contratado?</w:t>
       </w:r>
     </w:p>
+    <w:p/>
     <w:p>
       <w:pPr>
         <w:pStyle w:val="Heading2"/>
@@ -5164,11 +6911,13 @@
         <w:t>Situação de atendimento</w:t>
       </w:r>
     </w:p>
+    <w:p/>
     <w:p>
       <w:r>
         <w:t>Cliente precisa de orientação para revisar, manter ou atualizar o seguro de automóvel durante a vida do contrato.</w:t>
       </w:r>
     </w:p>
+    <w:p/>
     <w:p>
       <w:pPr>
         <w:pStyle w:val="Heading2"/>
@@ -5177,11 +6926,13 @@
         <w:t>Resposta técnica</w:t>
       </w:r>
     </w:p>
+    <w:p/>
     <w:p>
       <w:r>
         <w:t>Acompanhamento do cliente após a contratação, incluindo dúvidas, alterações, renovação e suporte em sinistro.</w:t>
       </w:r>
     </w:p>
+    <w:p/>
     <w:p>
       <w:pPr>
         <w:pStyle w:val="Heading2"/>
@@ -5190,11 +6941,69 @@
         <w:t>Como responder ao cliente brasileiro</w:t>
       </w:r>
     </w:p>
+    <w:p/>
     <w:p>
       <w:r>
         <w:t>O trabalho não termina na contratação. O cliente precisa de suporte para alterações, dúvidas, renovação e acidentes.</w:t>
       </w:r>
     </w:p>
+    <w:p/>
+    <w:p>
+      <w:pPr>
+        <w:pStyle w:val="Heading2"/>
+      </w:pPr>
+      <w:r>
+        <w:t>Consulta natural em japonês</w:t>
+      </w:r>
+    </w:p>
+    <w:p/>
+    <w:p>
+      <w:pPr>
+        <w:pStyle w:val="ListBullet"/>
+      </w:pPr>
+      <w:r>
+        <w:t>契約後、保険代理店はどのようなサポートを行いますか。</w:t>
+      </w:r>
+    </w:p>
+    <w:p>
+      <w:pPr>
+        <w:pStyle w:val="ListBullet"/>
+      </w:pPr>
+      <w:r>
+        <w:t>アフターサービスの範囲をブラジル人のお客様にどう説明しますか。</w:t>
+      </w:r>
+    </w:p>
+    <w:p/>
+    <w:p>
+      <w:pPr>
+        <w:pStyle w:val="Heading2"/>
+      </w:pPr>
+      <w:r>
+        <w:t>Próximo passo seguro</w:t>
+      </w:r>
+    </w:p>
+    <w:p/>
+    <w:p>
+      <w:r>
+        <w:t>契約後の相談、変更、事故連絡、更新案内、必要書類確認などを継続的に支援する。</w:t>
+      </w:r>
+    </w:p>
+    <w:p/>
+    <w:p>
+      <w:pPr>
+        <w:pStyle w:val="Heading2"/>
+      </w:pPr>
+      <w:r>
+        <w:t>Limite comercial/compliance</w:t>
+      </w:r>
+    </w:p>
+    <w:p/>
+    <w:p>
+      <w:r>
+        <w:t>代理店が保険金支払可否を決定するとは説明せず、判断権限は保険会社にあることを明確にする。</w:t>
+      </w:r>
+    </w:p>
+    <w:p/>
     <w:p>
       <w:pPr>
         <w:pStyle w:val="Heading2"/>
@@ -5203,6 +7012,7 @@
         <w:t>Termos relacionados</w:t>
       </w:r>
     </w:p>
+    <w:p/>
     <w:p>
       <w:pPr>
         <w:pStyle w:val="ListBullet"/>
@@ -5211,6 +7021,7 @@
         <w:t>AUTO-0100 - アフターサービス - Atendimento pós-venda</w:t>
       </w:r>
     </w:p>
+    <w:p/>
     <w:p>
       <w:pPr>
         <w:pStyle w:val="Heading2"/>
@@ -5219,6 +7030,7 @@
         <w:t>Referências cruzadas</w:t>
       </w:r>
     </w:p>
+    <w:p/>
     <w:p>
       <w:pPr>
         <w:pStyle w:val="ListBullet"/>
@@ -5235,6 +7047,7 @@
         <w:t>CASE-AUTO-0043</w:t>
       </w:r>
     </w:p>
+    <w:p/>
     <w:p>
       <w:pPr>
         <w:pStyle w:val="Heading2"/>
@@ -5243,6 +7056,7 @@
         <w:t>Referências</w:t>
       </w:r>
     </w:p>
+    <w:p/>
     <w:p>
       <w:pPr>
         <w:pStyle w:val="ListBullet"/>
@@ -5251,6 +7065,7 @@
         <w:t>Documento interno: `02_MasterDictionary/AUTO/AUTO-0100.md`</w:t>
       </w:r>
     </w:p>
+    <w:p/>
     <w:p>
       <w:pPr>
         <w:pStyle w:val="Heading2"/>
@@ -5259,6 +7074,7 @@
         <w:t>Tags</w:t>
       </w:r>
     </w:p>
+    <w:p/>
     <w:p>
       <w:pPr>
         <w:pStyle w:val="ListBullet"/>
@@ -5291,6 +7107,7 @@
         <w:t>revisao</w:t>
       </w:r>
     </w:p>
+    <w:p/>
     <w:p>
       <w:pPr>
         <w:pStyle w:val="Heading2"/>
@@ -5299,6 +7116,7 @@
         <w:t>Veja também</w:t>
       </w:r>
     </w:p>
+    <w:p/>
     <w:p>
       <w:pPr>
         <w:pStyle w:val="ListBullet"/>
@@ -5307,6 +7125,7 @@
         <w:t>`02_MasterDictionary/AUTO/AUTO-0100.md`</w:t>
       </w:r>
     </w:p>
+    <w:p/>
     <w:p>
       <w:pPr>
         <w:pStyle w:val="Heading2"/>
@@ -5315,6 +7134,7 @@
         <w:t>Histórico de revisão</w:t>
       </w:r>
     </w:p>
+    <w:p/>
     <w:p>
       <w:r>
         <w:t>| Data | Versão | Autor | Alteração |</w:t>
@@ -5328,6 +7148,36 @@
     <w:p>
       <w:r>
         <w:t>| 2026-06-25 | 0.1 | JP-BR Insurance Knowledge Base | Criação inicial. |</w:t>
+      </w:r>
+    </w:p>
+    <w:p>
+      <w:r>
+        <w:t>| 2026-06-26 | 0.2 | JP-BR Insurance Knowledge Base | Inclusão de consulta japonesa, próximo passo seguro e limite comercial/compliance. |</w:t>
+      </w:r>
+    </w:p>
+    <w:p/>
+    <w:p>
+      <w:pPr>
+        <w:pStyle w:val="Heading2"/>
+      </w:pPr>
+      <w:r>
+        <w:t>Histórico de revisão</w:t>
+      </w:r>
+    </w:p>
+    <w:p/>
+    <w:p>
+      <w:r>
+        <w:t>| Data | Versão | Autor | Alteração |</w:t>
+      </w:r>
+    </w:p>
+    <w:p>
+      <w:r>
+        <w:t>| --- | --- | --- | --- |</w:t>
+      </w:r>
+    </w:p>
+    <w:p>
+      <w:r>
+        <w:t>| 2026-06-26 | 0.2 | JP-BR Insurance Knowledge Base | Regeneração do pacote com normalização editorial das FAQs 0078-0097. |</w:t>
       </w:r>
     </w:p>
     <w:sectPr>
@@ -5704,7 +7554,7 @@
     <w:qFormat/>
     <w:rsid w:val="00FC693F"/>
     <w:rPr>
-      <w:rFonts w:ascii="Arial Unicode MS" w:hAnsi="Arial Unicode MS"/>
+      <w:rFonts w:ascii="Arial" w:hAnsi="Arial"/>
       <w:sz w:val="20"/>
     </w:rPr>
   </w:style>
